--- a/downloads/Lentopay-Market-Strategy-Report.docx
+++ b/downloads/Lentopay-Market-Strategy-Report.docx
@@ -99,7 +99,7 @@
           <w:sz w:val="24"/>
           <w:szCs w:val="24"/>
         </w:rPr>
-        <w:t xml:space="preserve">Prepared for [Client] — Confidential</w:t>
+        <w:t xml:space="preserve">Prepared for Oshodi-Tapa Agboola — Confidential</w:t>
       </w:r>
     </w:p>
     <w:tbl>

--- a/downloads/Lentopay-Market-Strategy-Report.docx
+++ b/downloads/Lentopay-Market-Strategy-Report.docx
@@ -64,7 +64,7 @@
           <w:sz w:val="24"/>
           <w:szCs w:val="24"/>
         </w:rPr>
-        <w:t xml:space="preserve">Nigeria-first crypto exchange &amp; everyday-money app — market opportunity, regulatory path, competitive strategy, monetization and go-to-market.</w:t>
+        <w:t xml:space="preserve">Nigeria-first crypto exchange &amp; everyday-money app - market opportunity, regulatory path, competitive strategy, monetization and go-to-market.</w:t>
       </w:r>
     </w:p>
     <w:p>
@@ -99,7 +99,7 @@
           <w:sz w:val="24"/>
           <w:szCs w:val="24"/>
         </w:rPr>
-        <w:t xml:space="preserve">Prepared for Oshodi-Tapa Agboola — Confidential</w:t>
+        <w:t xml:space="preserve">Prepared for Oshodi-Tapa Agboola - Confidential</w:t>
       </w:r>
     </w:p>
     <w:tbl>
@@ -326,7 +326,7 @@
                 <w:sz w:val="20"/>
                 <w:szCs w:val="20"/>
               </w:rPr>
-              <w:t xml:space="preserve">Final — Client Review</w:t>
+              <w:t xml:space="preserve">Final - Client Review</w:t>
             </w:r>
           </w:p>
         </w:tc>
@@ -389,7 +389,7 @@
           <w:sz w:val="22"/>
           <w:szCs w:val="22"/>
         </w:rPr>
-        <w:t xml:space="preserve">Nigeria is the most attractive retail crypto market in Africa, and July 2026 is an unusually good moment to enter it — provided entry is licensed, stablecoin-centred, and trust-led.</w:t>
+        <w:t xml:space="preserve">Nigeria is the most attractive retail crypto market in Africa, and July 2026 is an unusually good moment to enter it - provided entry is licensed, stablecoin-centred, and trust-led.</w:t>
       </w:r>
     </w:p>
     <w:p>
@@ -410,7 +410,7 @@
           <w:sz w:val="22"/>
           <w:szCs w:val="22"/>
         </w:rPr>
-        <w:t xml:space="preserve"> Nigeria received $92.1 billion in on-chain value in the twelve months to June 2025 — nearly three times South Africa — and ranks 2nd globally on grassroots adoption (Chainalysis, Oct 2025) [2]. An estimated 22 million Nigerians (~10% of the population) hold crypto (Mular, 2025) [7], and the dominant use case is not speculation but digital-dollar savings: stablecoins (USDT/USDC) account for roughly 43% of regional volume, driven by a naira that lost about half its value in 2023 and a further ~41% in 2024 (Chainalysis, Oct 2025 [2]; Nairametrics, Dec 2024 [11]).</w:t>
+        <w:t xml:space="preserve"> Nigeria received $92.1 billion in on-chain value in the twelve months to June 2025 - nearly three times South Africa - and ranks 2nd globally on grassroots adoption (Chainalysis, Oct 2025) [2]. An estimated 22 million Nigerians (~10% of the population) hold crypto (Mular, 2025) [7], and the dominant use case is not speculation but digital-dollar savings: stablecoins (USDT/USDC) account for roughly 43% of regional volume, driven by a naira that lost about half its value in 2023 and a further ~41% in 2024 (Chainalysis, Oct 2025 [2]; Nairametrics, Dec 2024 [11]).</w:t>
       </w:r>
     </w:p>
     <w:p>
@@ -431,7 +431,7 @@
           <w:sz w:val="22"/>
           <w:szCs w:val="22"/>
         </w:rPr>
-        <w:t xml:space="preserve"> The Investments and Securities Act 2025 makes digital assets securities under SEC oversight; the SEC's ARIP programme is the licensing path (9–11 Approval-in-Principle holders as of July 2026, up from two in 2024); the CBN's December 2023 guidelines mean an SEC licence is the precondition for Nigerian bank accounts; and a January 2026 SEC circular raises minimum capital for exchanges to ₦2 billion (~$1.4M) (TechCabal, May 2025 [14]; Nairametrics, Jul 2026 [20]; CBN, Dec 2023 [21]; TechCabal, Jan 2026 [17]). There is now exactly one legal way in — and it doubles as a moat against the ~90% of Nigerian volume still stranded on unlicensed rails (Binance, Bybit, informal P2P) with no naira ramp and no recourse (Techpoint Africa, 2025) [39].</w:t>
+        <w:t xml:space="preserve"> The Investments and Securities Act 2025 makes digital assets securities under SEC oversight; the SEC's ARIP programme is the licensing path (9-11 Approval-in-Principle holders as of July 2026, up from two in 2024); the CBN's December 2023 guidelines mean an SEC licence is the precondition for Nigerian bank accounts; and a January 2026 SEC circular raises minimum capital for exchanges to ₦2 billion (~$1.4M) (TechCabal, May 2025 [14]; Nairametrics, Jul 2026 [20]; CBN, Dec 2023 [21]; TechCabal, Jan 2026 [17]). There is now exactly one legal way in - and it doubles as a moat against the ~90% of Nigerian volume still stranded on unlicensed rails (Binance, Bybit, informal P2P) with no naira ramp and no recourse (Techpoint Africa, 2025) [39].</w:t>
       </w:r>
     </w:p>
     <w:p>
@@ -452,7 +452,7 @@
           <w:sz w:val="22"/>
           <w:szCs w:val="22"/>
         </w:rPr>
-        <w:t xml:space="preserve"> Licensed exchanges (Busha, Quidax, Luno) do not offer bill payments or gift cards; gift-card apps (Cardtonic, Prestmit) offer shallow, unlicensed crypto; Yellow Card — the best-funded African retail brand — exited retail entirely in January 2026 (The Condia, 2025) [35]. No licensed player unifies crypto trading + bills + gift cards + savings. That bundle is Lentopay's plan, and it is literally unoccupied.</w:t>
+        <w:t xml:space="preserve"> Licensed exchanges (Busha, Quidax, Luno) do not offer bill payments or gift cards; gift-card apps (Cardtonic, Prestmit) offer shallow, unlicensed crypto; Yellow Card - the best-funded African retail brand - exited retail entirely in January 2026 (The Condia, 2025) [35]. No licensed player unifies crypto trading + bills + gift cards + savings. That bundle is Lentopay's plan, and it is literally unoccupied.</w:t>
       </w:r>
     </w:p>
     <w:p>
@@ -473,7 +473,7 @@
           <w:sz w:val="22"/>
           <w:szCs w:val="22"/>
         </w:rPr>
-        <w:t xml:space="preserve"> Enter the SEC ARIP track immediately (or partner with/acquire an existing AIP holder to compress time-to-market); launch with the licensed core — buy/sell/swap, instant naira ramps, bills via aggregator partnership; differentiate on the three things the market visibly punishes competitors for lacking: a public naira off-ramp SLA with a live status page, monthly third-party proof-of-reserves from day one, and a bills-first daily engagement loop with crypto-funded cashback. Price at Quidax parity (0.1% order book, ₦100/₦200 flat fiat fees) with the swap spread displayed on the quote screen. Phase savings behind full registration and SEC product approval; phase E-Fund last, behind DAOP/crowdfunding cover or a licensed partner. Year-1 base-case revenue of roughly $0.4M (~₦660M) is achievable on 150k registered users at benchmark take rates, scaling to ~$3–7M by Year 3 (Section 6).</w:t>
+        <w:t xml:space="preserve"> Enter the SEC ARIP track immediately (or partner with/acquire an existing AIP holder to compress time-to-market); launch with the licensed core - buy/sell/swap, instant naira ramps, bills via aggregator partnership; differentiate on the three things the market visibly punishes competitors for lacking: a public naira off-ramp SLA with a live status page, monthly third-party proof-of-reserves from day one, and a bills-first daily engagement loop with crypto-funded cashback. Price at Quidax parity (0.1% order book, ₦100/₦200 flat fiat fees) with the swap spread displayed on the quote screen. Phase savings behind full registration and SEC product approval; phase E-Fund last, behind DAOP/crowdfunding cover or a licensed partner. Year-1 base-case revenue of roughly $0.4M (~₦660M) is achievable on 150k registered users at benchmark take rates, scaling to ~$3-7M by Year 3 (Section 6).</w:t>
       </w:r>
     </w:p>
     <w:p>
@@ -494,7 +494,7 @@
           <w:sz w:val="22"/>
           <w:szCs w:val="22"/>
         </w:rPr>
-        <w:t xml:space="preserve"> commit ₦2.1–2.5B (~$1.5–1.8M) of regulatory capital and begin incorporation, ARIP filing and bank-rail negotiations in Q3 2026, before the SEC's accelerating licence cadence lets global entrants (Luno, KuCoin Nigeria already admitted) saturate the licensed tier.</w:t>
+        <w:t xml:space="preserve"> commit ₦2.1-2.5B (~$1.5-1.8M) of regulatory capital and begin incorporation, ARIP filing and bank-rail negotiations in Q3 2026, before the SEC's accelerating licence cadence lets global entrants (Luno, KuCoin Nigeria already admitted) saturate the licensed tier.</w:t>
       </w:r>
     </w:p>
     <w:p>
@@ -560,7 +560,7 @@
           <w:sz w:val="22"/>
           <w:szCs w:val="22"/>
         </w:rPr>
-        <w:t xml:space="preserve">; the slip from 2nd overall is attributed to regulatory tightening closing informal channels, not to collapsing demand (Chainalysis, Sep–Oct 2025 [1]; Technext, Sep 2025 [3]).</w:t>
+        <w:t xml:space="preserve">; the slip from 2nd overall is attributed to regulatory tightening closing informal channels, not to collapsing demand (Chainalysis, Sep-Oct 2025 [1]; Technext, Sep 2025 [3]).</w:t>
       </w:r>
     </w:p>
     <w:p>
@@ -586,7 +586,7 @@
           <w:sz w:val="22"/>
           <w:szCs w:val="22"/>
         </w:rPr>
-        <w:t xml:space="preserve"> flowed into Nigeria between July 2024 and June 2025 — the largest in Sub-Saharan Africa, nearly 3x South Africa. The SSA region received $205B+, up ~52% year-on-year, the third-fastest-growing crypto region globally (Chainalysis, Oct 2025) [2]. An earlier IMF-cited figure put inflows at ~$59B for the year to June 2024 (Leadership.ng, 2025) [4] — the trajectory is steeply upward.</w:t>
+        <w:t xml:space="preserve"> flowed into Nigeria between July 2024 and June 2025 - the largest in Sub-Saharan Africa, nearly 3x South Africa. The SSA region received $205B+, up ~52% year-on-year, the third-fastest-growing crypto region globally (Chainalysis, Oct 2025) [2]. An earlier IMF-cited figure put inflows at ~$59B for the year to June 2024 (Leadership.ng, 2025) [4] - the trajectory is steeply upward.</w:t>
       </w:r>
     </w:p>
     <w:p>
@@ -636,7 +636,7 @@
           <w:sz w:val="22"/>
           <w:szCs w:val="22"/>
         </w:rPr>
-        <w:t xml:space="preserve">A March 2025 volume surge followed a sudden naira devaluation — the defining behavioural signature of this market: </w:t>
+        <w:t xml:space="preserve">A March 2025 volume surge followed a sudden naira devaluation - the defining behavioural signature of this market: </w:t>
       </w:r>
       <w:r>
         <w:rPr>
@@ -709,7 +709,7 @@
           <w:sz w:val="22"/>
           <w:szCs w:val="22"/>
         </w:rPr>
-        <w:t xml:space="preserve"> — the highest concentration in SSA; USDT and USDC dominate (Chainalysis via Mariblock, Oct 2025) [5].</w:t>
+        <w:t xml:space="preserve"> - the highest concentration in SSA; USDT and USDC dominate (Chainalysis via Mariblock, Oct 2025) [5].</w:t>
       </w:r>
     </w:p>
     <w:p>
@@ -759,7 +759,7 @@
           <w:sz w:val="22"/>
           <w:szCs w:val="22"/>
         </w:rPr>
-        <w:t xml:space="preserve">Product implication: Lentopay should be architected around stablecoins as savings and transfer instruments, with BTC/ETH as secondary trading assets. cNGN (the SEC-approved naira stablecoin, launched Feb 2025) should be listed for regulator goodwill, but economics built on USDT/USDC — a naira-pegged coin does not hedge naira depreciation (Ledger Insights, Feb 2025) [50].</w:t>
+        <w:t xml:space="preserve">Product implication: Lentopay should be architected around stablecoins as savings and transfer instruments, with BTC/ETH as secondary trading assets. cNGN (the SEC-approved naira stablecoin, launched Feb 2025) should be listed for regulator goodwill, but economics built on USDT/USDC - a naira-pegged coin does not hedge naira depreciation (Ledger Insights, Feb 2025) [50].</w:t>
       </w:r>
     </w:p>
     <w:p>
@@ -817,7 +817,7 @@
           <w:sz w:val="22"/>
           <w:szCs w:val="22"/>
         </w:rPr>
-        <w:t xml:space="preserve">. Traditional channels cost 5–12% in fees plus a 3–5% FX haircut and settle in 3–7 days (average fee ~8.45% in Q3 2024); stablecoin transfers settle in minutes for under $1 (Plasma, 2025 [6]; Leadership.ng citing IMF, 2025 [4]).</w:t>
+        <w:t xml:space="preserve">. Traditional channels cost 5-12% in fees plus a 3-5% FX haircut and settle in 3-7 days (average fee ~8.45% in Q3 2024); stablecoin transfers settle in minutes for under $1 (Plasma, 2025 [6]; Leadership.ng citing IMF, 2025 [4]).</w:t>
       </w:r>
     </w:p>
     <w:p>
@@ -834,7 +834,7 @@
           <w:sz w:val="22"/>
           <w:szCs w:val="22"/>
         </w:rPr>
-        <w:t xml:space="preserve">The 2024 Binance naira delisting (Mar 2024) pushed P2P volume to Bybit, KuCoin and informal Telegram/WhatsApp channels, while the SEC signalled intent to delist the naira from P2P platforms entirely (Businessday, Mar 2024 [12]; Cointelegraph, May 2024 [13]). Regulated on/off-ramps are the compliant substitute for the P2P gray market — this is the core structural opportunity, and the SEC's stated preference.</w:t>
+        <w:t xml:space="preserve">The 2024 Binance naira delisting (Mar 2024) pushed P2P volume to Bybit, KuCoin and informal Telegram/WhatsApp channels, while the SEC signalled intent to delist the naira from P2P platforms entirely (Businessday, Mar 2024 [12]; Cointelegraph, May 2024 [13]). Regulated on/off-ramps are the compliant substitute for the P2P gray market - this is the core structural opportunity, and the SEC's stated preference.</w:t>
       </w:r>
     </w:p>
     <w:p>
@@ -861,14 +861,14 @@
           <w:sz w:val="22"/>
           <w:szCs w:val="22"/>
         </w:rPr>
-        <w:t xml:space="preserve">~81.5% of Nigerian crypto users are aged 18–34</w:t>
-      </w:r>
-      <w:r>
-        <w:rPr>
-          <w:sz w:val="22"/>
-          <w:szCs w:val="22"/>
-        </w:rPr>
-        <w:t xml:space="preserve"> (41.9% aged 18–24; 39.6% aged 25–34); a KPMG-cited survey found 35% of Nigerian adults have invested in crypto, 52% of them under 30; gender split approaches parity in one 2025 survey (Springer Nature, 2025 [8]; KPMG Nigeria, Mar 2025 [9]).</w:t>
+        <w:t xml:space="preserve">~81.5% of Nigerian crypto users are aged 18-34</w:t>
+      </w:r>
+      <w:r>
+        <w:rPr>
+          <w:sz w:val="22"/>
+          <w:szCs w:val="22"/>
+        </w:rPr>
+        <w:t xml:space="preserve"> (41.9% aged 18-24; 39.6% aged 25-34); a KPMG-cited survey found 35% of Nigerian adults have invested in crypto, 52% of them under 30; gender split approaches parity in one 2025 survey (Springer Nature, 2025 [8]; KPMG Nigeria, Mar 2025 [9]).</w:t>
       </w:r>
     </w:p>
     <w:p>
@@ -885,7 +885,7 @@
           <w:sz w:val="22"/>
           <w:szCs w:val="22"/>
         </w:rPr>
-        <w:t xml:space="preserve">Most-used platforms in surveys: Binance 82.4%, Trust Wallet 65.5%, P2P channels 50.4% — a mobile-first, self-custody-comfortable market currently served mostly by unlicensed rails (Springer Nature, 2025) [8].</w:t>
+        <w:t xml:space="preserve">Most-used platforms in surveys: Binance 82.4%, Trust Wallet 65.5%, P2P channels 50.4% - a mobile-first, self-custody-comfortable market currently served mostly by unlicensed rails (Springer Nature, 2025) [8].</w:t>
       </w:r>
     </w:p>
     <w:p>
@@ -1229,7 +1229,7 @@
                 <w:sz w:val="20"/>
                 <w:szCs w:val="20"/>
               </w:rPr>
-              <w:t xml:space="preserve">~10–12M users</w:t>
+              <w:t xml:space="preserve">~10-12M users</w:t>
             </w:r>
           </w:p>
         </w:tc>
@@ -1330,7 +1330,7 @@
                 <w:sz w:val="20"/>
                 <w:szCs w:val="20"/>
               </w:rPr>
-              <w:t xml:space="preserve">400k–600k registered; 40k–75k monthly actives</w:t>
+              <w:t xml:space="preserve">400k-600k registered; 40k-75k monthly actives</w:t>
             </w:r>
           </w:p>
         </w:tc>
@@ -1431,31 +1431,31 @@
                 <w:sz w:val="20"/>
                 <w:szCs w:val="20"/>
               </w:rPr>
-              <w:t xml:space="preserve">~$3–7M</w:t>
-            </w:r>
-          </w:p>
-        </w:tc>
-        <w:tc>
-          <w:tcPr>
-            <w:tcW w:type="dxa" w:w="2340"/>
-            <w:tcMar>
-              <w:top w:type="dxa" w:w="80"/>
-              <w:left w:type="dxa" w:w="120"/>
-              <w:bottom w:type="dxa" w:w="80"/>
-              <w:right w:type="dxa" w:w="120"/>
-            </w:tcMar>
-            <w:vAlign w:val="center"/>
-          </w:tcPr>
-          <w:p>
-            <w:pPr>
-              <w:spacing w:after="0" w:line="240"/>
-            </w:pPr>
-            <w:r>
-              <w:rPr>
-                <w:sz w:val="20"/>
-                <w:szCs w:val="20"/>
-              </w:rPr>
-              <w:t xml:space="preserve">50k–70k avg MAU × $70–110 ARPU/MAU/yr (Section 6.3 stack); registered-to-active ratio held at 10–13% (market norm: 3 in 5 fintech accounts are dormant [45])</w:t>
+              <w:t xml:space="preserve">~$3-7M</w:t>
+            </w:r>
+          </w:p>
+        </w:tc>
+        <w:tc>
+          <w:tcPr>
+            <w:tcW w:type="dxa" w:w="2340"/>
+            <w:tcMar>
+              <w:top w:type="dxa" w:w="80"/>
+              <w:left w:type="dxa" w:w="120"/>
+              <w:bottom w:type="dxa" w:w="80"/>
+              <w:right w:type="dxa" w:w="120"/>
+            </w:tcMar>
+            <w:vAlign w:val="center"/>
+          </w:tcPr>
+          <w:p>
+            <w:pPr>
+              <w:spacing w:after="0" w:line="240"/>
+            </w:pPr>
+            <w:r>
+              <w:rPr>
+                <w:sz w:val="20"/>
+                <w:szCs w:val="20"/>
+              </w:rPr>
+              <w:t xml:space="preserve">50k-70k avg MAU × $70-110 ARPU/MAU/yr (Section 6.3 stack); registered-to-active ratio held at 10-13% (market norm: 3 in 5 fintech accounts are dormant [45])</w:t>
             </w:r>
           </w:p>
         </w:tc>
@@ -1482,7 +1482,7 @@
           <w:sz w:val="22"/>
           <w:szCs w:val="22"/>
         </w:rPr>
-        <w:t xml:space="preserve">Two sizing cross-checks: (1) Yellow Card generated a 7x revenue increase on $3B+ volumes at a blended sub-1% spread take — confirming that volume, not user count, drives exchange revenue (TechCrunch, Oct 2024) [34]; (2) Obiex reports profitability on $731M processed with a lean spread model (TechCabal, Nov 2025) [38] — the unit economics close at modest scale if operating costs stay lean.</w:t>
+        <w:t xml:space="preserve">Two sizing cross-checks: (1) Yellow Card generated a 7x revenue increase on $3B+ volumes at a blended sub-1% spread take - confirming that volume, not user count, drives exchange revenue (TechCrunch, Oct 2024) [34]; (2) Obiex reports profitability on $731M processed with a lean spread model (TechCabal, Nov 2025) [38] - the unit economics close at modest scale if operating costs stay lean.</w:t>
       </w:r>
     </w:p>
     <w:p>
@@ -1525,7 +1525,7 @@
           <w:sz w:val="22"/>
           <w:szCs w:val="22"/>
         </w:rPr>
-        <w:t xml:space="preserve"> (signed 25 Mar 2025) statutorily defines digital assets as securities and places issuers, exchanges, wallet providers, custodians and advisers under SEC oversight; it also criminalizes Ponzi schemes — up to 10 years' imprisonment and ₦40M fines (TechCabal, May 2025 [14]; Punch, Apr 2025 [15]).</w:t>
+        <w:t xml:space="preserve"> (signed 25 Mar 2025) statutorily defines digital assets as securities and places issuers, exchanges, wallet providers, custodians and advisers under SEC oversight; it also criminalizes Ponzi schemes - up to 10 years' imprisonment and ₦40M fines (TechCabal, May 2025 [14]; Punch, Apr 2025 [15]).</w:t>
       </w:r>
     </w:p>
     <w:p>
@@ -1628,7 +1628,7 @@
           <w:sz w:val="22"/>
           <w:szCs w:val="22"/>
         </w:rPr>
-        <w:t xml:space="preserve">₦2.1–2.5B (~$1.5–1.8M)</w:t>
+        <w:t xml:space="preserve">₦2.1-2.5B (~$1.5-1.8M)</w:t>
       </w:r>
       <w:r>
         <w:rPr>
@@ -1719,7 +1719,7 @@
           <w:sz w:val="22"/>
           <w:szCs w:val="22"/>
         </w:rPr>
-        <w:t xml:space="preserve"> (identities, transaction details, dates, asset types, naira values); penalties start at ₦100,000 plus monthly charges, with imprisonment possible for evasion. User gains are taxable — a 10% CGT-style baseline is referenced, but crypto profits can be taxed as income at up to 25% for individuals; rate reporting varies across outlets, so the gazetted Act text must be verified with Nigerian tax counsel before tax logic is built (Forbes, Feb 2026 [23]; Technext, Oct 2025 [24]).</w:t>
+        <w:t xml:space="preserve"> (identities, transaction details, dates, asset types, naira values); penalties start at ₦100,000 plus monthly charges, with imprisonment possible for evasion. User gains are taxable - a 10% CGT-style baseline is referenced, but crypto profits can be taxed as income at up to 25% for individuals; rate reporting varies across outlets, so the gazetted Act text must be verified with Nigerian tax counsel before tax logic is built (Forbes, Feb 2026 [23]; Technext, Oct 2025 [24]).</w:t>
       </w:r>
     </w:p>
     <w:p>
@@ -1745,7 +1745,7 @@
           <w:sz w:val="22"/>
           <w:szCs w:val="22"/>
         </w:rPr>
-        <w:t xml:space="preserve"> under the NDPA 2023, a crypto exchange qualifies as a Data Controller of Major Importance — mandatory NDPC registration, a DPO, DPIAs, written DPAs with KYC vendors, and 72-hour breach notification; penalties up to ₦10M or 2% of annual gross revenue (FPF, 2023) [26].</w:t>
+        <w:t xml:space="preserve"> under the NDPA 2023, a crypto exchange qualifies as a Data Controller of Major Importance - mandatory NDPC registration, a DPO, DPIAs, written DPAs with KYC vendors, and 72-hour breach notification; penalties up to ₦10M or 2% of annual gross revenue (FPF, 2023) [26].</w:t>
       </w:r>
     </w:p>
     <w:p>
@@ -1771,7 +1771,7 @@
           <w:sz w:val="22"/>
           <w:szCs w:val="22"/>
         </w:rPr>
-        <w:t xml:space="preserve"> VASPs are financial institutions under the Money Laundering (Prevention &amp; Prohibition) Act 2022 — full AML programme, KYT/sanctions screening, CTRs within 24 hours and STRs within 7 days to the NFIU. CBN tiered KYC applies: Tier 1 BVN or NIN (~₦30k daily), Tier 2 BVN+NIN+ID (~₦500k daily), Tier 3 full KYC, no limits (ANQA, 2025 [27]; Youverify, 2026 [28]).</w:t>
+        <w:t xml:space="preserve"> VASPs are financial institutions under the Money Laundering (Prevention &amp; Prohibition) Act 2022 - full AML programme, KYT/sanctions screening, CTRs within 24 hours and STRs within 7 days to the NFIU. CBN tiered KYC applies: Tier 1 BVN or NIN (~₦30k daily), Tier 2 BVN+NIN+ID (~₦500k daily), Tier 3 full KYC, no limits (ANQA, 2025 [27]; Youverify, 2026 [28]).</w:t>
       </w:r>
     </w:p>
     <w:p>
@@ -1797,7 +1797,7 @@
           <w:sz w:val="22"/>
           <w:szCs w:val="22"/>
         </w:rPr>
-        <w:t xml:space="preserve"> executive detention (Feb–Oct 2024), an $81.5B FIRS lawsuit (Feb 2025), naira delisting, ISP blocking. Operating without local incorporation and licence is treated as a national-security-level offence; "significant economic presence" creates tax exposure even offshore; executives are personally at risk (CoinDesk, Feb 2025) [25]. Local incorporation, licensing and proactive regulator relations are non-negotiable.</w:t>
+        <w:t xml:space="preserve"> executive detention (Feb-Oct 2024), an $81.5B FIRS lawsuit (Feb 2025), naira delisting, ISP blocking. Operating without local incorporation and licence is treated as a national-security-level offence; "significant economic presence" creates tax exposure even offshore; executives are personally at risk (CoinDesk, Feb 2025) [25]. Local incorporation, licensing and proactive regulator relations are non-negotiable.</w:t>
       </w:r>
     </w:p>
     <w:p>
@@ -1826,7 +1826,7 @@
           <w:sz w:val="22"/>
           <w:szCs w:val="22"/>
         </w:rPr>
-        <w:t xml:space="preserve"> The SEC's cadence is accelerating (2 AIP holders in 2024 → 9–11 by July 2026, including Luno and KuCoin Nigeria) [20], but "9–18 months to AIP" remains the realistic direct-path planning figure based on peer experience [54].</w:t>
+        <w:t xml:space="preserve"> The SEC's cadence is accelerating (2 AIP holders in 2024 → 9-11 by July 2026, including Luno and KuCoin Nigeria) [20], but "9-18 months to AIP" remains the realistic direct-path planning figure based on peer experience [54].</w:t>
       </w:r>
     </w:p>
     <w:tbl>
@@ -2032,31 +2032,31 @@
                 <w:sz w:val="20"/>
                 <w:szCs w:val="20"/>
               </w:rPr>
-              <w:t xml:space="preserve">Month 0–2</w:t>
-            </w:r>
-          </w:p>
-        </w:tc>
-        <w:tc>
-          <w:tcPr>
-            <w:tcW w:type="dxa" w:w="2340"/>
-            <w:tcMar>
-              <w:top w:type="dxa" w:w="80"/>
-              <w:left w:type="dxa" w:w="120"/>
-              <w:bottom w:type="dxa" w:w="80"/>
-              <w:right w:type="dxa" w:w="120"/>
-            </w:tcMar>
-            <w:vAlign w:val="center"/>
-          </w:tcPr>
-          <w:p>
-            <w:pPr>
-              <w:spacing w:after="0" w:line="240"/>
-            </w:pPr>
-            <w:r>
-              <w:rPr>
-                <w:sz w:val="20"/>
-                <w:szCs w:val="20"/>
-              </w:rPr>
-              <w:t xml:space="preserve">Approach candidate AIP holders (KoinKoin, Bitbarter, GIGX; or licensed Busha/Quidax as white-label/JV) — Month 0–2</w:t>
+              <w:t xml:space="preserve">Month 0-2</w:t>
+            </w:r>
+          </w:p>
+        </w:tc>
+        <w:tc>
+          <w:tcPr>
+            <w:tcW w:type="dxa" w:w="2340"/>
+            <w:tcMar>
+              <w:top w:type="dxa" w:w="80"/>
+              <w:left w:type="dxa" w:w="120"/>
+              <w:bottom w:type="dxa" w:w="80"/>
+              <w:right w:type="dxa" w:w="120"/>
+            </w:tcMar>
+            <w:vAlign w:val="center"/>
+          </w:tcPr>
+          <w:p>
+            <w:pPr>
+              <w:spacing w:after="0" w:line="240"/>
+            </w:pPr>
+            <w:r>
+              <w:rPr>
+                <w:sz w:val="20"/>
+                <w:szCs w:val="20"/>
+              </w:rPr>
+              <w:t xml:space="preserve">Approach candidate AIP holders (KoinKoin, Bitbarter, GIGX; or licensed Busha/Quidax as white-label/JV) - Month 0-2</w:t>
             </w:r>
           </w:p>
         </w:tc>
@@ -2133,31 +2133,31 @@
                 <w:sz w:val="20"/>
                 <w:szCs w:val="20"/>
               </w:rPr>
-              <w:t xml:space="preserve">Month 1–3</w:t>
-            </w:r>
-          </w:p>
-        </w:tc>
-        <w:tc>
-          <w:tcPr>
-            <w:tcW w:type="dxa" w:w="2340"/>
-            <w:tcMar>
-              <w:top w:type="dxa" w:w="80"/>
-              <w:left w:type="dxa" w:w="120"/>
-              <w:bottom w:type="dxa" w:w="80"/>
-              <w:right w:type="dxa" w:w="120"/>
-            </w:tcMar>
-            <w:vAlign w:val="center"/>
-          </w:tcPr>
-          <w:p>
-            <w:pPr>
-              <w:spacing w:after="0" w:line="240"/>
-            </w:pPr>
-            <w:r>
-              <w:rPr>
-                <w:sz w:val="20"/>
-                <w:szCs w:val="20"/>
-              </w:rPr>
-              <w:t xml:space="preserve">Negotiate equity stake, acquisition, or operating agreement under the partner's AIP perimeter — Month 2–5</w:t>
+              <w:t xml:space="preserve">Month 1-3</w:t>
+            </w:r>
+          </w:p>
+        </w:tc>
+        <w:tc>
+          <w:tcPr>
+            <w:tcW w:type="dxa" w:w="2340"/>
+            <w:tcMar>
+              <w:top w:type="dxa" w:w="80"/>
+              <w:left w:type="dxa" w:w="120"/>
+              <w:bottom w:type="dxa" w:w="80"/>
+              <w:right w:type="dxa" w:w="120"/>
+            </w:tcMar>
+            <w:vAlign w:val="center"/>
+          </w:tcPr>
+          <w:p>
+            <w:pPr>
+              <w:spacing w:after="0" w:line="240"/>
+            </w:pPr>
+            <w:r>
+              <w:rPr>
+                <w:sz w:val="20"/>
+                <w:szCs w:val="20"/>
+              </w:rPr>
+              <w:t xml:space="preserve">Negotiate equity stake, acquisition, or operating agreement under the partner's AIP perimeter - Month 2-5</w:t>
             </w:r>
           </w:p>
         </w:tc>
@@ -2234,31 +2234,31 @@
                 <w:sz w:val="20"/>
                 <w:szCs w:val="20"/>
               </w:rPr>
-              <w:t xml:space="preserve">Month 3–4</w:t>
-            </w:r>
-          </w:p>
-        </w:tc>
-        <w:tc>
-          <w:tcPr>
-            <w:tcW w:type="dxa" w:w="2340"/>
-            <w:tcMar>
-              <w:top w:type="dxa" w:w="80"/>
-              <w:left w:type="dxa" w:w="120"/>
-              <w:bottom w:type="dxa" w:w="80"/>
-              <w:right w:type="dxa" w:w="120"/>
-            </w:tcMar>
-            <w:vAlign w:val="center"/>
-          </w:tcPr>
-          <w:p>
-            <w:pPr>
-              <w:spacing w:after="0" w:line="240"/>
-            </w:pPr>
-            <w:r>
-              <w:rPr>
-                <w:sz w:val="20"/>
-                <w:szCs w:val="20"/>
-              </w:rPr>
-              <w:t xml:space="preserve">SEC change-of-control / no-objection process — Month 4–7</w:t>
+              <w:t xml:space="preserve">Month 3-4</w:t>
+            </w:r>
+          </w:p>
+        </w:tc>
+        <w:tc>
+          <w:tcPr>
+            <w:tcW w:type="dxa" w:w="2340"/>
+            <w:tcMar>
+              <w:top w:type="dxa" w:w="80"/>
+              <w:left w:type="dxa" w:w="120"/>
+              <w:bottom w:type="dxa" w:w="80"/>
+              <w:right w:type="dxa" w:w="120"/>
+            </w:tcMar>
+            <w:vAlign w:val="center"/>
+          </w:tcPr>
+          <w:p>
+            <w:pPr>
+              <w:spacing w:after="0" w:line="240"/>
+            </w:pPr>
+            <w:r>
+              <w:rPr>
+                <w:sz w:val="20"/>
+                <w:szCs w:val="20"/>
+              </w:rPr>
+              <w:t xml:space="preserve">SEC change-of-control / no-objection process - Month 4-7</w:t>
             </w:r>
           </w:p>
         </w:tc>
@@ -2335,31 +2335,31 @@
                 <w:sz w:val="20"/>
                 <w:szCs w:val="20"/>
               </w:rPr>
-              <w:t xml:space="preserve">Month 9–18</w:t>
-            </w:r>
-          </w:p>
-        </w:tc>
-        <w:tc>
-          <w:tcPr>
-            <w:tcW w:type="dxa" w:w="2340"/>
-            <w:tcMar>
-              <w:top w:type="dxa" w:w="80"/>
-              <w:left w:type="dxa" w:w="120"/>
-              <w:bottom w:type="dxa" w:w="80"/>
-              <w:right w:type="dxa" w:w="120"/>
-            </w:tcMar>
-            <w:vAlign w:val="center"/>
-          </w:tcPr>
-          <w:p>
-            <w:pPr>
-              <w:spacing w:after="0" w:line="240"/>
-            </w:pPr>
-            <w:r>
-              <w:rPr>
-                <w:sz w:val="20"/>
-                <w:szCs w:val="20"/>
-              </w:rPr>
-              <w:t xml:space="preserve">Launch under partner licence — Month 6–9</w:t>
+              <w:t xml:space="preserve">Month 9-18</w:t>
+            </w:r>
+          </w:p>
+        </w:tc>
+        <w:tc>
+          <w:tcPr>
+            <w:tcW w:type="dxa" w:w="2340"/>
+            <w:tcMar>
+              <w:top w:type="dxa" w:w="80"/>
+              <w:left w:type="dxa" w:w="120"/>
+              <w:bottom w:type="dxa" w:w="80"/>
+              <w:right w:type="dxa" w:w="120"/>
+            </w:tcMar>
+            <w:vAlign w:val="center"/>
+          </w:tcPr>
+          <w:p>
+            <w:pPr>
+              <w:spacing w:after="0" w:line="240"/>
+            </w:pPr>
+            <w:r>
+              <w:rPr>
+                <w:sz w:val="20"/>
+                <w:szCs w:val="20"/>
+              </w:rPr>
+              <w:t xml:space="preserve">Launch under partner licence - Month 6-9</w:t>
             </w:r>
           </w:p>
         </w:tc>
@@ -2436,7 +2436,7 @@
                 <w:sz w:val="20"/>
                 <w:szCs w:val="20"/>
               </w:rPr>
-              <w:t xml:space="preserve">AIP + 0–12 months</w:t>
+              <w:t xml:space="preserve">AIP + 0-12 months</w:t>
             </w:r>
           </w:p>
         </w:tc>
@@ -2537,31 +2537,31 @@
                 <w:sz w:val="20"/>
                 <w:szCs w:val="20"/>
               </w:rPr>
-              <w:t xml:space="preserve">Month 21–30</w:t>
-            </w:r>
-          </w:p>
-        </w:tc>
-        <w:tc>
-          <w:tcPr>
-            <w:tcW w:type="dxa" w:w="2340"/>
-            <w:tcMar>
-              <w:top w:type="dxa" w:w="80"/>
-              <w:left w:type="dxa" w:w="120"/>
-              <w:bottom w:type="dxa" w:w="80"/>
-              <w:right w:type="dxa" w:w="120"/>
-            </w:tcMar>
-            <w:vAlign w:val="center"/>
-          </w:tcPr>
-          <w:p>
-            <w:pPr>
-              <w:spacing w:after="0" w:line="240"/>
-            </w:pPr>
-            <w:r>
-              <w:rPr>
-                <w:sz w:val="20"/>
-                <w:szCs w:val="20"/>
-              </w:rPr>
-              <w:t xml:space="preserve">—</w:t>
+              <w:t xml:space="preserve">Month 21-30</w:t>
+            </w:r>
+          </w:p>
+        </w:tc>
+        <w:tc>
+          <w:tcPr>
+            <w:tcW w:type="dxa" w:w="2340"/>
+            <w:tcMar>
+              <w:top w:type="dxa" w:w="80"/>
+              <w:left w:type="dxa" w:w="120"/>
+              <w:bottom w:type="dxa" w:w="80"/>
+              <w:right w:type="dxa" w:w="120"/>
+            </w:tcMar>
+            <w:vAlign w:val="center"/>
+          </w:tcPr>
+          <w:p>
+            <w:pPr>
+              <w:spacing w:after="0" w:line="240"/>
+            </w:pPr>
+            <w:r>
+              <w:rPr>
+                <w:sz w:val="20"/>
+                <w:szCs w:val="20"/>
+              </w:rPr>
+              <w:t xml:space="preserve">-</w:t>
             </w:r>
           </w:p>
         </w:tc>
@@ -2588,7 +2588,7 @@
           <w:sz w:val="22"/>
           <w:szCs w:val="22"/>
         </w:rPr>
-        <w:t xml:space="preserve">Track B trades equity/cost for 6–12 months of time-to-market and inherits the partner's bank rails — a genuine option given the SEC's batched approval cadence [20]. Track B is also the recommended route for E-Fund regardless of the core-exchange decision (Section 3.3).</w:t>
+        <w:t xml:space="preserve">Track B trades equity/cost for 6-12 months of time-to-market and inherits the partner's bank rails - a genuine option given the SEC's batched approval cadence [20]. Track B is also the recommended route for E-Fund regardless of the core-exchange decision (Section 3.3).</w:t>
       </w:r>
     </w:p>
     <w:p>
@@ -3061,7 +3061,7 @@
                 <w:sz w:val="20"/>
                 <w:szCs w:val="20"/>
               </w:rPr>
-              <w:t xml:space="preserve">Phase 1–2</w:t>
+              <w:t xml:space="preserve">Phase 1-2</w:t>
             </w:r>
           </w:p>
         </w:tc>
@@ -3138,31 +3138,31 @@
                 <w:sz w:val="20"/>
                 <w:szCs w:val="20"/>
               </w:rPr>
-              <w:t xml:space="preserve">Launch only after full VASP registration + specific product approval; conservative 6–8% APY; no fixed-return language (Ponzi provisions)</w:t>
-            </w:r>
-          </w:p>
-        </w:tc>
-        <w:tc>
-          <w:tcPr>
-            <w:tcW w:type="dxa" w:w="2340"/>
-            <w:tcMar>
-              <w:top w:type="dxa" w:w="80"/>
-              <w:left w:type="dxa" w:w="120"/>
-              <w:bottom w:type="dxa" w:w="80"/>
-              <w:right w:type="dxa" w:w="120"/>
-            </w:tcMar>
-            <w:vAlign w:val="center"/>
-          </w:tcPr>
-          <w:p>
-            <w:pPr>
-              <w:spacing w:after="0" w:line="240"/>
-            </w:pPr>
-            <w:r>
-              <w:rPr>
-                <w:sz w:val="20"/>
-                <w:szCs w:val="20"/>
-              </w:rPr>
-              <w:t xml:space="preserve">Phase 2–3</w:t>
+              <w:t xml:space="preserve">Launch only after full VASP registration + specific product approval; conservative 6-8% APY; no fixed-return language (Ponzi provisions)</w:t>
+            </w:r>
+          </w:p>
+        </w:tc>
+        <w:tc>
+          <w:tcPr>
+            <w:tcW w:type="dxa" w:w="2340"/>
+            <w:tcMar>
+              <w:top w:type="dxa" w:w="80"/>
+              <w:left w:type="dxa" w:w="120"/>
+              <w:bottom w:type="dxa" w:w="80"/>
+              <w:right w:type="dxa" w:w="120"/>
+            </w:tcMar>
+            <w:vAlign w:val="center"/>
+          </w:tcPr>
+          <w:p>
+            <w:pPr>
+              <w:spacing w:after="0" w:line="240"/>
+            </w:pPr>
+            <w:r>
+              <w:rPr>
+                <w:sz w:val="20"/>
+                <w:szCs w:val="20"/>
+              </w:rPr>
+              <w:t xml:space="preserve">Phase 2-3</w:t>
             </w:r>
           </w:p>
         </w:tc>
@@ -3215,31 +3215,31 @@
                 <w:sz w:val="20"/>
                 <w:szCs w:val="20"/>
               </w:rPr>
-              <w:t xml:space="preserve">DAOP registration or Crowdfunding Intermediary licence (₦100M capital; raise caps ₦50–100M per issuer/yr); per-offer SEC pre-clearance; tokenization platforms ₦1B capital</w:t>
-            </w:r>
-          </w:p>
-        </w:tc>
-        <w:tc>
-          <w:tcPr>
-            <w:tcW w:type="dxa" w:w="2340"/>
-            <w:tcMar>
-              <w:top w:type="dxa" w:w="80"/>
-              <w:left w:type="dxa" w:w="120"/>
-              <w:bottom w:type="dxa" w:w="80"/>
-              <w:right w:type="dxa" w:w="120"/>
-            </w:tcMar>
-            <w:vAlign w:val="center"/>
-          </w:tcPr>
-          <w:p>
-            <w:pPr>
-              <w:spacing w:after="0" w:line="240"/>
-            </w:pPr>
-            <w:r>
-              <w:rPr>
-                <w:sz w:val="20"/>
-                <w:szCs w:val="20"/>
-              </w:rPr>
-              <w:t xml:space="preserve">Heaviest burden of all features — partner with a licensed DAOP/crowdfunding intermediary (GetEquity's ARIP admission is the precedent)</w:t>
+              <w:t xml:space="preserve">DAOP registration or Crowdfunding Intermediary licence (₦100M capital; raise caps ₦50-100M per issuer/yr); per-offer SEC pre-clearance; tokenization platforms ₦1B capital</w:t>
+            </w:r>
+          </w:p>
+        </w:tc>
+        <w:tc>
+          <w:tcPr>
+            <w:tcW w:type="dxa" w:w="2340"/>
+            <w:tcMar>
+              <w:top w:type="dxa" w:w="80"/>
+              <w:left w:type="dxa" w:w="120"/>
+              <w:bottom w:type="dxa" w:w="80"/>
+              <w:right w:type="dxa" w:w="120"/>
+            </w:tcMar>
+            <w:vAlign w:val="center"/>
+          </w:tcPr>
+          <w:p>
+            <w:pPr>
+              <w:spacing w:after="0" w:line="240"/>
+            </w:pPr>
+            <w:r>
+              <w:rPr>
+                <w:sz w:val="20"/>
+                <w:szCs w:val="20"/>
+              </w:rPr>
+              <w:t xml:space="preserve">Heaviest burden of all features - partner with a licensed DAOP/crowdfunding intermediary (GetEquity's ARIP admission is the precedent)</w:t>
             </w:r>
           </w:p>
         </w:tc>
@@ -4400,7 +4400,7 @@
                 <w:sz w:val="16"/>
                 <w:szCs w:val="16"/>
               </w:rPr>
-              <w:t xml:space="preserve">Yes — monthly (only one in Africa)</w:t>
+              <w:t xml:space="preserve">Yes - monthly (only one in Africa)</w:t>
             </w:r>
           </w:p>
         </w:tc>
@@ -4501,7 +4501,7 @@
                 <w:sz w:val="16"/>
                 <w:szCs w:val="16"/>
               </w:rPr>
-              <w:t xml:space="preserve">B2B only — retail closed Jan 2026</w:t>
+              <w:t xml:space="preserve">B2B only - retail closed Jan 2026</w:t>
             </w:r>
           </w:p>
         </w:tc>
@@ -5015,7 +5015,7 @@
                 <w:sz w:val="16"/>
                 <w:szCs w:val="16"/>
               </w:rPr>
-              <w:t xml:space="preserve">Core (75–92% of face)</w:t>
+              <w:t xml:space="preserve">Core (75-92% of face)</w:t>
             </w:r>
           </w:p>
         </w:tc>
@@ -5481,7 +5481,7 @@
                 <w:sz w:val="16"/>
                 <w:szCs w:val="16"/>
               </w:rPr>
-              <w:t xml:space="preserve">Phase 2–3 (licensed)</w:t>
+              <w:t xml:space="preserve">Phase 2-3 (licensed)</w:t>
             </w:r>
           </w:p>
         </w:tc>
@@ -5614,7 +5614,7 @@
           <w:sz w:val="22"/>
           <w:szCs w:val="22"/>
         </w:rPr>
-        <w:t xml:space="preserve"> (800k+ users, ~10% monthly active; AIP holder [31]): no bills, no gift cards, no PoR, and its public fee page returned 404 at research time — an opacity gap a transparent entrant can exploit.</w:t>
+        <w:t xml:space="preserve"> (800k+ users, ~10% monthly active; AIP holder [31]): no bills, no gift cards, no PoR, and its public fee page returned 404 at research time - an opacity gap a transparent entrant can exploit.</w:t>
       </w:r>
     </w:p>
     <w:p>
@@ -5640,7 +5640,7 @@
           <w:sz w:val="22"/>
           <w:szCs w:val="22"/>
         </w:rPr>
-        <w:t xml:space="preserve"> (1M+ users; first AIP [32]): clean pricing (0.1%, ₦100/₦200) but a narrow product — no bills, gift cards, yield, or card; its P2P product lasted ~5 months before shutdown (Jan 2026), evidence that convenience beats P2P once legal naira rails exist.</w:t>
+        <w:t xml:space="preserve"> (1M+ users; first AIP [32]): clean pricing (0.1%, ₦100/₦200) but a narrow product - no bills, gift cards, yield, or card; its P2P product lasted ~5 months before shutdown (Jan 2026), evidence that convenience beats P2P once legal naira rails exist.</w:t>
       </w:r>
     </w:p>
     <w:p>
@@ -5666,7 +5666,7 @@
           <w:sz w:val="22"/>
           <w:szCs w:val="22"/>
         </w:rPr>
-        <w:t xml:space="preserve"> (1.4M+ users, self-reported [33]): mass-retail brand with bills in-app, but no Nigerian SEC licence, and the sector's worst complaint profile — withdrawals not arriving, verification stuck for months, accounts frozen with funds inside, support via X/Twitter DMs (Trustpilot, 2024–2026) [52].</w:t>
+        <w:t xml:space="preserve"> (1.4M+ users, self-reported [33]): mass-retail brand with bills in-app, but no Nigerian SEC licence, and the sector's worst complaint profile - withdrawals not arriving, verification stuck for months, accounts frozen with funds inside, support via X/Twitter DMs (Trustpilot, 2024-2026) [52].</w:t>
       </w:r>
     </w:p>
     <w:p>
@@ -5692,7 +5692,7 @@
           <w:sz w:val="22"/>
           <w:szCs w:val="22"/>
         </w:rPr>
-        <w:t xml:space="preserve">: the trust leader (monthly Merkle-tree PoR attested by Moore Johannesburg [37]) and now in the July 2026 AIP cohort [20] — but charges 2% on naira deposits and 2%+₦50 on withdrawals with 1–3 day payouts [36], and has no local engagement loops (bills/gift cards).</w:t>
+        <w:t xml:space="preserve">: the trust leader (monthly Merkle-tree PoR attested by Moore Johannesburg [37]) and now in the July 2026 AIP cohort [20] - but charges 2% on naira deposits and 2%+₦50 on withdrawals with 1-3 day payouts [36], and has no local engagement loops (bills/gift cards).</w:t>
       </w:r>
     </w:p>
     <w:p>
@@ -5718,7 +5718,7 @@
           <w:sz w:val="22"/>
           <w:szCs w:val="22"/>
         </w:rPr>
-        <w:t xml:space="preserve">: $85M raised, then exited retail entirely (Jan 2026), citing compliance exposure and unit economics [34][35]. Read correctly, this says retail is winnable but must be run lean and compliant — not that retail is dead: Obiex is profitable on $731M processed [38].</w:t>
+        <w:t xml:space="preserve">: $85M raised, then exited retail entirely (Jan 2026), citing compliance exposure and unit economics [34][35]. Read correctly, this says retail is winnable but must be run lean and compliant - not that retail is dead: Obiex is profitable on $731M processed [38].</w:t>
       </w:r>
     </w:p>
     <w:p>
@@ -5770,7 +5770,7 @@
           <w:sz w:val="22"/>
           <w:szCs w:val="22"/>
         </w:rPr>
-        <w:t xml:space="preserve"> (1.5M+ / 800k+ users [40][41]): proven gift-card demand and fast payouts, but shallow unlicensed crypto and no order book — vulnerable to being pulled up-market by a licensed wallet with equal gift-card rates.</w:t>
+        <w:t xml:space="preserve"> (1.5M+ / 800k+ users [40][41]): proven gift-card demand and fast payouts, but shallow unlicensed crypto and no order book - vulnerable to being pulled up-market by a licensed wallet with equal gift-card rates.</w:t>
       </w:r>
     </w:p>
     <w:p>
@@ -5799,7 +5799,7 @@
           <w:sz w:val="22"/>
           <w:szCs w:val="22"/>
         </w:rPr>
-        <w:t xml:space="preserve"> Exchanges don't do bills or gift cards; gift-card apps don't do licensed crypto; the best-funded retail player left the field. Three secondary gaps compound the opportunity: (1) naira off-ramp reliability is the #1 complaint theme in the market [52]; (2) proof-of-reserves is near-vacant — only Luno publishes it [37]; (3) "zero-fee" players hide their economics in undisclosed spreads, and no competitor publishes a live status/withdrawal-latency dashboard (high-confidence gap; absence verified via search). Lentopay's PRD bundle, executed under an SEC licence with these three trust features, has no direct competitor.</w:t>
+        <w:t xml:space="preserve"> Exchanges don't do bills or gift cards; gift-card apps don't do licensed crypto; the best-funded retail player left the field. Three secondary gaps compound the opportunity: (1) naira off-ramp reliability is the #1 complaint theme in the market [52]; (2) proof-of-reserves is near-vacant - only Luno publishes it [37]; (3) "zero-fee" players hide their economics in undisclosed spreads, and no competitor publishes a live status/withdrawal-latency dashboard (high-confidence gap; absence verified via search). Lentopay's PRD bundle, executed under an SEC licence with these three trust features, has no direct competitor.</w:t>
       </w:r>
     </w:p>
     <w:p>
@@ -5830,7 +5830,7 @@
           <w:sz w:val="22"/>
           <w:szCs w:val="22"/>
         </w:rPr>
-        <w:t xml:space="preserve">For young Nigerians who earn, save and pay in an economy where the naira loses value faster than salaries rise, Lentopay Exchange is the SEC-licensed everyday-money app that combines global-exchange pricing with instant, guaranteed naira rails and daily utility — bills, gift cards, savings — unlike offshore exchanges with no naira ramp or recourse, and unlike single-purpose local apps that make you choose between a licence and usefulness.</w:t>
+        <w:t xml:space="preserve">For young Nigerians who earn, save and pay in an economy where the naira loses value faster than salaries rise, Lentopay Exchange is the SEC-licensed everyday-money app that combines global-exchange pricing with instant, guaranteed naira rails and daily utility - bills, gift cards, savings - unlike offshore exchanges with no naira ramp or recourse, and unlike single-purpose local apps that make you choose between a licence and usefulness.</w:t>
       </w:r>
     </w:p>
     <w:p>
@@ -5880,14 +5880,14 @@
           <w:sz w:val="22"/>
           <w:szCs w:val="22"/>
         </w:rPr>
-        <w:t xml:space="preserve">Play 1 — Off-ramp SLA with a live status page.</w:t>
-      </w:r>
-      <w:r>
-        <w:rPr>
-          <w:sz w:val="22"/>
-          <w:szCs w:val="22"/>
-        </w:rPr>
-        <w:t xml:space="preserve"> Withdrawal failure is the market's #1 one-star theme (Roqqu: funds not arriving, accounts frozen; Luno: 1–3 day waits) [52][36]. Lentopay commits publicly: "95% of naira withdrawals in under 5 minutes — tracked live at status.lentopay.com," with a published escalation guarantee (human decision on any frozen-funds case within 48 hours). No Nigerian competitor publishes a withdrawal-latency dashboard. This converts the sector's biggest liability into Lentopay's headline feature — and it is honest marketing only if engineered for: multiple settlement partners, retries, and success-rate monitoring (PalmPay's 99.5% success-rate positioning shows reliability itself is a marketable feature [44]).</w:t>
+        <w:t xml:space="preserve">Play 1 - Off-ramp SLA with a live status page.</w:t>
+      </w:r>
+      <w:r>
+        <w:rPr>
+          <w:sz w:val="22"/>
+          <w:szCs w:val="22"/>
+        </w:rPr>
+        <w:t xml:space="preserve"> Withdrawal failure is the market's #1 one-star theme (Roqqu: funds not arriving, accounts frozen; Luno: 1-3 day waits) [52][36]. Lentopay commits publicly: "95% of naira withdrawals in under 5 minutes - tracked live at status.lentopay.com," with a published escalation guarantee (human decision on any frozen-funds case within 48 hours). No Nigerian competitor publishes a withdrawal-latency dashboard. This converts the sector's biggest liability into Lentopay's headline feature - and it is honest marketing only if engineered for: multiple settlement partners, retries, and success-rate monitoring (PalmPay's 99.5% success-rate positioning shows reliability itself is a marketable feature [44]).</w:t>
       </w:r>
     </w:p>
     <w:p>
@@ -5901,14 +5901,14 @@
           <w:sz w:val="22"/>
           <w:szCs w:val="22"/>
         </w:rPr>
-        <w:t xml:space="preserve">Play 2 — Monthly proof-of-reserves from day one.</w:t>
-      </w:r>
-      <w:r>
-        <w:rPr>
-          <w:sz w:val="22"/>
-          <w:szCs w:val="22"/>
-        </w:rPr>
-        <w:t xml:space="preserve"> After FTX (100,000+ African customers hit [48]), Patricia (~$2M breach, then customer balances force-converted to an IOU token [47]) and CBEX (200,000+ victims, Apr 2025 [46]), custody trust is the scarcest asset in Nigerian crypto. Only Luno publishes monthly Merkle-tree PoR in Africa [37]; no Nigerian-born exchange does. Lentopay adopts the Luno/Moore model from launch — monthly third-party attestation, regulated custody (Fireblocks/BitGo, or SEC-licensed Blockvault locally), segregated customer assets, no platform token, immediate breach disclosure (NDPA mandates 72h anyway [26]). Cheap, loud, durable.</w:t>
+        <w:t xml:space="preserve">Play 2 - Monthly proof-of-reserves from day one.</w:t>
+      </w:r>
+      <w:r>
+        <w:rPr>
+          <w:sz w:val="22"/>
+          <w:szCs w:val="22"/>
+        </w:rPr>
+        <w:t xml:space="preserve"> After FTX (100,000+ African customers hit [48]), Patricia (~$2M breach, then customer balances force-converted to an IOU token [47]) and CBEX (200,000+ victims, Apr 2025 [46]), custody trust is the scarcest asset in Nigerian crypto. Only Luno publishes monthly Merkle-tree PoR in Africa [37]; no Nigerian-born exchange does. Lentopay adopts the Luno/Moore model from launch - monthly third-party attestation, regulated custody (Fireblocks/BitGo, or SEC-licensed Blockvault locally), segregated customer assets, no platform token, immediate breach disclosure (NDPA mandates 72h anyway [26]). Cheap, loud, durable.</w:t>
       </w:r>
     </w:p>
     <w:p>
@@ -5922,14 +5922,14 @@
           <w:sz w:val="22"/>
           <w:szCs w:val="22"/>
         </w:rPr>
-        <w:t xml:space="preserve">Play 3 — Bills-first engagement loop with cashback.</w:t>
-      </w:r>
-      <w:r>
-        <w:rPr>
-          <w:sz w:val="22"/>
-          <w:szCs w:val="22"/>
-        </w:rPr>
-        <w:t xml:space="preserve"> Airtime is Nigeria's highest-frequency purchase, and PalmPay's coupon/points system around airtime/bills is the proven daily-active driver (up to 20% promo cashback; OPay ~3% persistent) [55][44]. Lentopay puts airtime/data/electricity/TV one tap from home, funded by crypto balances, with 1–3% cashback paid from the 3–3.5% VTU wholesale margin [51] — structurally funded, not subsidy-burned. Weekly bill streaks add habit mechanics. This attacks the endemic failure mode of Nigerian fintech — 3 in 5 accounts dormant [45] — and no licensed crypto app has it.</w:t>
+        <w:t xml:space="preserve">Play 3 - Bills-first engagement loop with cashback.</w:t>
+      </w:r>
+      <w:r>
+        <w:rPr>
+          <w:sz w:val="22"/>
+          <w:szCs w:val="22"/>
+        </w:rPr>
+        <w:t xml:space="preserve"> Airtime is Nigeria's highest-frequency purchase, and PalmPay's coupon/points system around airtime/bills is the proven daily-active driver (up to 20% promo cashback; OPay ~3% persistent) [55][44]. Lentopay puts airtime/data/electricity/TV one tap from home, funded by crypto balances, with 1-3% cashback paid from the 3-3.5% VTU wholesale margin [51] - structurally funded, not subsidy-burned. Weekly bill streaks add habit mechanics. This attacks the endemic failure mode of Nigerian fintech - 3 in 5 accounts dormant [45] - and no licensed crypto app has it.</w:t>
       </w:r>
     </w:p>
     <w:p>
@@ -5949,7 +5949,7 @@
           <w:sz w:val="22"/>
           <w:szCs w:val="22"/>
         </w:rPr>
-        <w:t xml:space="preserve">CBEX's April 2025 collapse (100% ROI in 30 days; 200k+ victims; loss claims up to ₦1.3 trillion) made "investment returns" radioactive language and gave the SEC statutory teeth — ISA 2025's 10-year/₦40M Ponzi provisions [46][15]. Lentopay's trust posture:</w:t>
+        <w:t xml:space="preserve">CBEX's April 2025 collapse (100% ROI in 30 days; 200k+ victims; loss claims up to ₦1.3 trillion) made "investment returns" radioactive language and gave the SEC statutory teeth - ISA 2025's 10-year/₦40M Ponzi provisions [46][15]. Lentopay's trust posture:</w:t>
       </w:r>
     </w:p>
     <w:p>
@@ -5975,7 +5975,7 @@
           <w:sz w:val="22"/>
           <w:szCs w:val="22"/>
         </w:rPr>
-        <w:t xml:space="preserve"> "SEC-licensed. FIRS-reporting. NDPC-registered." in the footer of every screen — a marketable differentiator against offshore apps in 2026, per the brand spec's trust-signal guidance.</w:t>
+        <w:t xml:space="preserve"> "SEC-licensed. FIRS-reporting. NDPC-registered." in the footer of every screen - a marketable differentiator against offshore apps in 2026, per the brand spec's trust-signal guidance.</w:t>
       </w:r>
     </w:p>
     <w:p>
@@ -6001,7 +6001,7 @@
           <w:sz w:val="22"/>
           <w:szCs w:val="22"/>
         </w:rPr>
-        <w:t xml:space="preserve"> never "guaranteed," never fixed-return promises, always disclose yield source, conservative APYs (6–8%, deliberately below Busha's 10% headline), PiggyVest-style locks and targets for familiarity.</w:t>
+        <w:t xml:space="preserve"> never "guaranteed," never fixed-return promises, always disclose yield source, conservative APYs (6-8%, deliberately below Busha's 10% headline), PiggyVest-style locks and targets for familiarity.</w:t>
       </w:r>
     </w:p>
     <w:p>
@@ -6079,7 +6079,7 @@
           <w:sz w:val="22"/>
           <w:szCs w:val="22"/>
         </w:rPr>
-        <w:t xml:space="preserve"> in-app tickets with published response SLAs plus a 24/7 WhatsApp line — every major competitor routes complaints to X/Twitter DMs [52].</w:t>
+        <w:t xml:space="preserve"> in-app tickets with published response SLAs plus a 24/7 WhatsApp line - every major competitor routes complaints to X/Twitter DMs [52].</w:t>
       </w:r>
     </w:p>
     <w:p>
@@ -6407,31 +6407,31 @@
                 <w:sz w:val="20"/>
                 <w:szCs w:val="20"/>
               </w:rPr>
-              <w:t xml:space="preserve">0.5–1.0% all-in, displayed live on quote</w:t>
-            </w:r>
-          </w:p>
-        </w:tc>
-        <w:tc>
-          <w:tcPr>
-            <w:tcW w:type="dxa" w:w="2340"/>
-            <w:tcMar>
-              <w:top w:type="dxa" w:w="80"/>
-              <w:left w:type="dxa" w:w="120"/>
-              <w:bottom w:type="dxa" w:w="80"/>
-              <w:right w:type="dxa" w:w="120"/>
-            </w:tcMar>
-            <w:vAlign w:val="center"/>
-          </w:tcPr>
-          <w:p>
-            <w:pPr>
-              <w:spacing w:after="0" w:line="240"/>
-            </w:pPr>
-            <w:r>
-              <w:rPr>
-                <w:sz w:val="20"/>
-                <w:szCs w:val="20"/>
-              </w:rPr>
-              <w:t xml:space="preserve">Luno 0–0.4% tiered; Obiex/Yellow Card undisclosed spread [36][38][34]</w:t>
+              <w:t xml:space="preserve">0.5-1.0% all-in, displayed live on quote</w:t>
+            </w:r>
+          </w:p>
+        </w:tc>
+        <w:tc>
+          <w:tcPr>
+            <w:tcW w:type="dxa" w:w="2340"/>
+            <w:tcMar>
+              <w:top w:type="dxa" w:w="80"/>
+              <w:left w:type="dxa" w:w="120"/>
+              <w:bottom w:type="dxa" w:w="80"/>
+              <w:right w:type="dxa" w:w="120"/>
+            </w:tcMar>
+            <w:vAlign w:val="center"/>
+          </w:tcPr>
+          <w:p>
+            <w:pPr>
+              <w:spacing w:after="0" w:line="240"/>
+            </w:pPr>
+            <w:r>
+              <w:rPr>
+                <w:sz w:val="20"/>
+                <w:szCs w:val="20"/>
+              </w:rPr>
+              <w:t xml:space="preserve">Luno 0-0.4% tiered; Obiex/Yellow Card undisclosed spread [36][38][34]</w:t>
             </w:r>
           </w:p>
         </w:tc>
@@ -6710,31 +6710,31 @@
                 <w:sz w:val="20"/>
                 <w:szCs w:val="20"/>
               </w:rPr>
-              <w:t xml:space="preserve">2–4% net of the 8–25% gross discount pool</w:t>
-            </w:r>
-          </w:p>
-        </w:tc>
-        <w:tc>
-          <w:tcPr>
-            <w:tcW w:type="dxa" w:w="2340"/>
-            <w:tcMar>
-              <w:top w:type="dxa" w:w="80"/>
-              <w:left w:type="dxa" w:w="120"/>
-              <w:bottom w:type="dxa" w:w="80"/>
-              <w:right w:type="dxa" w:w="120"/>
-            </w:tcMar>
-            <w:vAlign w:val="center"/>
-          </w:tcPr>
-          <w:p>
-            <w:pPr>
-              <w:spacing w:after="0" w:line="240"/>
-            </w:pPr>
-            <w:r>
-              <w:rPr>
-                <w:sz w:val="20"/>
-                <w:szCs w:val="20"/>
-              </w:rPr>
-              <w:t xml:space="preserve">Cards trade at 75–92% of face; platform net take undisclosed market-wide [42][29]</w:t>
+              <w:t xml:space="preserve">2-4% net of the 8-25% gross discount pool</w:t>
+            </w:r>
+          </w:p>
+        </w:tc>
+        <w:tc>
+          <w:tcPr>
+            <w:tcW w:type="dxa" w:w="2340"/>
+            <w:tcMar>
+              <w:top w:type="dxa" w:w="80"/>
+              <w:left w:type="dxa" w:w="120"/>
+              <w:bottom w:type="dxa" w:w="80"/>
+              <w:right w:type="dxa" w:w="120"/>
+            </w:tcMar>
+            <w:vAlign w:val="center"/>
+          </w:tcPr>
+          <w:p>
+            <w:pPr>
+              <w:spacing w:after="0" w:line="240"/>
+            </w:pPr>
+            <w:r>
+              <w:rPr>
+                <w:sz w:val="20"/>
+                <w:szCs w:val="20"/>
+              </w:rPr>
+              <w:t xml:space="preserve">Cards trade at 75-92% of face; platform net take undisclosed market-wide [42][29]</w:t>
             </w:r>
           </w:p>
         </w:tc>
@@ -6811,31 +6811,31 @@
                 <w:sz w:val="20"/>
                 <w:szCs w:val="20"/>
               </w:rPr>
-              <w:t xml:space="preserve">1.5–3% gross; ~1% returned as cashback</w:t>
-            </w:r>
-          </w:p>
-        </w:tc>
-        <w:tc>
-          <w:tcPr>
-            <w:tcW w:type="dxa" w:w="2340"/>
-            <w:tcMar>
-              <w:top w:type="dxa" w:w="80"/>
-              <w:left w:type="dxa" w:w="120"/>
-              <w:bottom w:type="dxa" w:w="80"/>
-              <w:right w:type="dxa" w:w="120"/>
-            </w:tcMar>
-            <w:vAlign w:val="center"/>
-          </w:tcPr>
-          <w:p>
-            <w:pPr>
-              <w:spacing w:after="0" w:line="240"/>
-            </w:pPr>
-            <w:r>
-              <w:rPr>
-                <w:sz w:val="20"/>
-                <w:szCs w:val="20"/>
-              </w:rPr>
-              <w:t xml:space="preserve">Airtime wholesale 3–3.5% typical API rate; data up to 10%; TV/electricity 1–2% [51]</w:t>
+              <w:t xml:space="preserve">1.5-3% gross; ~1% returned as cashback</w:t>
+            </w:r>
+          </w:p>
+        </w:tc>
+        <w:tc>
+          <w:tcPr>
+            <w:tcW w:type="dxa" w:w="2340"/>
+            <w:tcMar>
+              <w:top w:type="dxa" w:w="80"/>
+              <w:left w:type="dxa" w:w="120"/>
+              <w:bottom w:type="dxa" w:w="80"/>
+              <w:right w:type="dxa" w:w="120"/>
+            </w:tcMar>
+            <w:vAlign w:val="center"/>
+          </w:tcPr>
+          <w:p>
+            <w:pPr>
+              <w:spacing w:after="0" w:line="240"/>
+            </w:pPr>
+            <w:r>
+              <w:rPr>
+                <w:sz w:val="20"/>
+                <w:szCs w:val="20"/>
+              </w:rPr>
+              <w:t xml:space="preserve">Airtime wholesale 3-3.5% typical API rate; data up to 10%; TV/electricity 1-2% [51]</w:t>
             </w:r>
           </w:p>
         </w:tc>
@@ -6912,7 +6912,7 @@
                 <w:sz w:val="20"/>
                 <w:szCs w:val="20"/>
               </w:rPr>
-              <w:t xml:space="preserve">2–4pp spread; pay users 6–8% APY</w:t>
+              <w:t xml:space="preserve">2-4pp spread; pay users 6-8% APY</w:t>
             </w:r>
           </w:p>
         </w:tc>
@@ -6960,7 +6960,7 @@
                 <w:sz w:val="20"/>
                 <w:szCs w:val="20"/>
               </w:rPr>
-              <w:t xml:space="preserve">Phase 2–3, post-approval only</w:t>
+              <w:t xml:space="preserve">Phase 2-3, post-approval only</w:t>
             </w:r>
           </w:p>
         </w:tc>
@@ -7108,7 +7108,7 @@
           <w:sz w:val="22"/>
           <w:szCs w:val="22"/>
         </w:rPr>
-        <w:t xml:space="preserve">Assumptions are explicit; all figures are modelling estimates, not forecasts. Naira converted at ₦1,600/$. "Avg MAU" approximates the average across a ramping year (~45–50% of year-end MAU).</w:t>
+        <w:t xml:space="preserve">Assumptions are explicit; all figures are modelling estimates, not forecasts. Naira converted at ₦1,600/$. "Avg MAU" approximates the average across a ramping year (~45-50% of year-end MAU).</w:t>
       </w:r>
     </w:p>
     <w:tbl>
@@ -8476,7 +8476,7 @@
           <w:sz w:val="22"/>
           <w:szCs w:val="22"/>
         </w:rPr>
-        <w:t xml:space="preserve">Sensitivities that matter most, in order: MAU rate (the dormancy problem [45]), per-MAU volume (driven by off-ramp reliability converting high-volume Binance/Bybit refugees [39]), and gift-card mix (highest-margin line [29]). Note Busha's ratio — 800k registered but ~10% monthly active [31]: registered-user counts overstate revenue-generating users by ~10x in this market; the model above already prices that in. Savings NIM and E-Fund are deliberately excluded from Year 1 (regulatory gating, Section 3.3) — they are Year-2+ upside.</w:t>
+        <w:t xml:space="preserve">Sensitivities that matter most, in order: MAU rate (the dormancy problem [45]), per-MAU volume (driven by off-ramp reliability converting high-volume Binance/Bybit refugees [39]), and gift-card mix (highest-margin line [29]). Note Busha's ratio - 800k registered but ~10% monthly active [31]: registered-user counts overstate revenue-generating users by ~10x in this market; the model above already prices that in. Savings NIM and E-Fund are deliberately excluded from Year 1 (regulatory gating, Section 3.3) - they are Year-2+ upside.</w:t>
       </w:r>
     </w:p>
     <w:p>
@@ -8501,7 +8501,7 @@
           <w:sz w:val="22"/>
           <w:szCs w:val="22"/>
         </w:rPr>
-        <w:t xml:space="preserve">Yellow Card: revenue 7x since Jan 2023 on $1.7B→$3B+ volumes, spread-monetized — blended take well under 1% [34].</w:t>
+        <w:t xml:space="preserve">Yellow Card: revenue 7x since Jan 2023 on $1.7B→$3B+ volumes, spread-monetized - blended take well under 1% [34].</w:t>
       </w:r>
     </w:p>
     <w:p>
@@ -8535,7 +8535,7 @@
           <w:sz w:val="22"/>
           <w:szCs w:val="22"/>
         </w:rPr>
-        <w:t xml:space="preserve">Cardtonic: 1.5M+ users built bootstrapped on gift-card margins before its first raise ($2.1M, Jan 2026) [40] — evidence the gift-card line can fund itself.</w:t>
+        <w:t xml:space="preserve">Cardtonic: 1.5M+ users built bootstrapped on gift-card margins before its first raise ($2.1M, Jan 2026) [40] - evidence the gift-card line can fund itself.</w:t>
       </w:r>
     </w:p>
     <w:p>
@@ -8581,7 +8581,7 @@
           <w:sz w:val="22"/>
           <w:szCs w:val="22"/>
         </w:rPr>
-        <w:t xml:space="preserve"> 1,000–3,000 invited users from crypto-Twitter/Telegram communities; obsessive instrumentation of withdrawal latency, KYC pass rate, and time-to-first-trade (target &lt; 10 minutes: phone → BVN/NIN instant match via Smile ID/Dojah → selfie liveness → transfer deposit → trade). Publish the status page during beta, before public launch, so the SLA claim has a track record.</w:t>
+        <w:t xml:space="preserve"> 1,000-3,000 invited users from crypto-Twitter/Telegram communities; obsessive instrumentation of withdrawal latency, KYC pass rate, and time-to-first-trade (target &lt; 10 minutes: phone → BVN/NIN instant match via Smile ID/Dojah → selfie liveness → transfer deposit → trade). Publish the status page during beta, before public launch, so the SLA claim has a track record.</w:t>
       </w:r>
     </w:p>
     <w:p>
@@ -8603,14 +8603,14 @@
           <w:sz w:val="22"/>
           <w:szCs w:val="22"/>
         </w:rPr>
-        <w:t xml:space="preserve">Campus ambassadors (Months 0–4).</w:t>
-      </w:r>
-      <w:r>
-        <w:rPr>
-          <w:sz w:val="22"/>
-          <w:szCs w:val="22"/>
-        </w:rPr>
-        <w:t xml:space="preserve"> 81.5% of users are 18–34 [8]; campus "plugs" are the crypto-adjacent analog of the agent networks that built OPay/PalmPay/Moniepoint. Milestone-based, long-term ambassador contracts — not one-off shills; the influencer research is explicit that milestone structures outperform.</w:t>
+        <w:t xml:space="preserve">Campus ambassadors (Months 0-4).</w:t>
+      </w:r>
+      <w:r>
+        <w:rPr>
+          <w:sz w:val="22"/>
+          <w:szCs w:val="22"/>
+        </w:rPr>
+        <w:t xml:space="preserve"> 81.5% of users are 18-34 [8]; campus "plugs" are the crypto-adjacent analog of the agent networks that built OPay/PalmPay/Moniepoint. Milestone-based, long-term ambassador contracts - not one-off shills; the influencer research is explicit that milestone structures outperform.</w:t>
       </w:r>
     </w:p>
     <w:p>
@@ -8639,7 +8639,7 @@
           <w:sz w:val="22"/>
           <w:szCs w:val="22"/>
         </w:rPr>
-        <w:t xml:space="preserve"> Both-sides reward of ₦500–₦1,000 equivalent paid in BTC/USDT, released only after the referee completes KYC and ≥₦5,000 of trades — the Busha/OPay pattern (OPay pays ₦800–₦1,500 post-activation; PalmPay gates withdrawal on 5 successful referrals) [53][56]. Device- and BVN-level dedupe to kill referral farming, which is endemic [45].</w:t>
+        <w:t xml:space="preserve"> Both-sides reward of ₦500-₦1,000 equivalent paid in BTC/USDT, released only after the referee completes KYC and ≥₦5,000 of trades - the Busha/OPay pattern (OPay pays ₦800-₦1,500 post-activation; PalmPay gates withdrawal on 5 successful referrals) [53][56]. Device- and BVN-level dedupe to kill referral farming, which is endemic [45].</w:t>
       </w:r>
     </w:p>
     <w:p>
@@ -8661,7 +8661,7 @@
           <w:sz w:val="22"/>
           <w:szCs w:val="22"/>
         </w:rPr>
-        <w:t xml:space="preserve">Crypto-Twitter/Telegram push (Months 2–6).</w:t>
+        <w:t xml:space="preserve">Crypto-Twitter/Telegram push (Months 2-6).</w:t>
       </w:r>
       <w:r>
         <w:rPr>
@@ -8717,7 +8717,7 @@
           <w:sz w:val="22"/>
           <w:szCs w:val="22"/>
         </w:rPr>
-        <w:t xml:space="preserve">Published CAC figures for Nigerian crypto apps were not found in the research (flagged data gap). Observable proxies: OPay's referral payout of ₦800–₦1,500 (~$0.50–1.00) per </w:t>
+        <w:t xml:space="preserve">Published CAC figures for Nigerian crypto apps were not found in the research (flagged data gap). Observable proxies: OPay's referral payout of ₦800-₦1,500 (~$0.50-1.00) per </w:t>
       </w:r>
       <w:r>
         <w:rPr>
@@ -8733,7 +8733,7 @@
           <w:sz w:val="22"/>
           <w:szCs w:val="22"/>
         </w:rPr>
-        <w:t xml:space="preserve"> user [53] and PalmPay's ₦250-plus-promos structure [44] bracket the paid-referral CAC floor for fintech; crypto apps convert at higher intent, and fee promos (Luno's ₦0-fee window, Roqqu's 50% discount) are the observed switching triggers. Plan on a blended CAC target of ₦1,500–3,000 per activated (KYC + first trade) user, and measure it against LTV from Section 6's ARPU stack — do not scale spend until Month-3 retention exceeds ~25% of activated users (versus the 40% dormancy norm [45]).</w:t>
+        <w:t xml:space="preserve"> user [53] and PalmPay's ₦250-plus-promos structure [44] bracket the paid-referral CAC floor for fintech; crypto apps convert at higher intent, and fee promos (Luno's ₦0-fee window, Roqqu's 50% discount) are the observed switching triggers. Plan on a blended CAC target of ₦1,500-3,000 per activated (KYC + first trade) user, and measure it against LTV from Section 6's ARPU stack - do not scale spend until Month-3 retention exceeds ~25% of activated users (versus the 40% dormancy norm [45]).</w:t>
       </w:r>
     </w:p>
     <w:p>
@@ -8857,7 +8857,7 @@
           <w:sz w:val="22"/>
           <w:szCs w:val="22"/>
         </w:rPr>
-        <w:t xml:space="preserve"> Yellow Card's retail exit is the cautionary tale on unit economics [35] — do not launch savings/E-Fund early to juice growth; they carry the heaviest regulatory risk (Section 3.3).</w:t>
+        <w:t xml:space="preserve"> Yellow Card's retail exit is the cautionary tale on unit economics [35] - do not launch savings/E-Fund early to juice growth; they carry the heaviest regulatory risk (Section 3.3).</w:t>
       </w:r>
     </w:p>
     <w:p>
@@ -9299,7 +9299,7 @@
                 <w:sz w:val="18"/>
                 <w:szCs w:val="18"/>
               </w:rPr>
-              <w:t xml:space="preserve">Capitalize above minimum; stakeholders already call fees "economically unrealistic" — budget headroom, monitor SEC circulars [17]</w:t>
+              <w:t xml:space="preserve">Capitalize above minimum; stakeholders already call fees "economically unrealistic" - budget headroom, monitor SEC circulars [17]</w:t>
             </w:r>
           </w:p>
         </w:tc>
@@ -9626,7 +9626,7 @@
                 <w:sz w:val="18"/>
                 <w:szCs w:val="18"/>
               </w:rPr>
-              <w:t xml:space="preserve">Low–Med</w:t>
+              <w:t xml:space="preserve">Low-Med</w:t>
             </w:r>
           </w:p>
         </w:tc>
@@ -10400,7 +10400,7 @@
                 <w:sz w:val="18"/>
                 <w:szCs w:val="18"/>
               </w:rPr>
-              <w:t xml:space="preserve">Low–Med</w:t>
+              <w:t xml:space="preserve">Low-Med</w:t>
             </w:r>
           </w:p>
         </w:tc>
@@ -10424,7 +10424,7 @@
                 <w:sz w:val="18"/>
                 <w:szCs w:val="18"/>
               </w:rPr>
-              <w:t xml:space="preserve">Data-light app, USSD-familiar flows per brand spec; focus on the 18–34 smartphone cohort first [10]</w:t>
+              <w:t xml:space="preserve">Data-light app, USSD-familiar flows per brand spec; focus on the 18-34 smartphone cohort first [10]</w:t>
             </w:r>
           </w:p>
         </w:tc>
@@ -10478,7 +10478,7 @@
           <w:sz w:val="22"/>
           <w:szCs w:val="22"/>
         </w:rPr>
-        <w:t xml:space="preserve">Commit to licensed entry now (₦2.1–2.5B all-in) and run the dual-track:</w:t>
+        <w:t xml:space="preserve">Commit to licensed entry now (₦2.1-2.5B all-in) and run the dual-track:</w:t>
       </w:r>
       <w:r>
         <w:rPr>
@@ -10514,7 +10514,7 @@
           <w:sz w:val="22"/>
           <w:szCs w:val="22"/>
         </w:rPr>
-        <w:t xml:space="preserve"> Buy/sell/swap + instant naira ramps + aggregator-powered bills at launch; gift cards in Phase 1–2 with hardened KYC; savings after full registration and product approval; E-Fund last, via a licensed partner.</w:t>
+        <w:t xml:space="preserve"> Buy/sell/swap + instant naira ramps + aggregator-powered bills at launch; gift cards in Phase 1-2 with hardened KYC; savings after full registration and product approval; E-Fund last, via a licensed partner.</w:t>
       </w:r>
     </w:p>
     <w:p>
@@ -10572,7 +10572,7 @@
           <w:sz w:val="22"/>
           <w:szCs w:val="22"/>
         </w:rPr>
-        <w:t xml:space="preserve"> 0.1% order book, 0.5–1.0% swap spread displayed on the quote, ₦100/₦200 flat fiat fees, 2–4% gift cards, 1.5–3% VTU with ~1% cashback, 6–8% APY savings later.</w:t>
+        <w:t xml:space="preserve"> 0.1% order book, 0.5-1.0% swap spread displayed on the quote, ₦100/₦200 flat fiat fees, 2-4% gift cards, 1.5-3% VTU with ~1% cashback, 6-8% APY savings later.</w:t>
       </w:r>
     </w:p>
     <w:p>
@@ -10601,7 +10601,7 @@
           <w:sz w:val="22"/>
           <w:szCs w:val="22"/>
         </w:rPr>
-        <w:t xml:space="preserve"> with activation-gated BTC/USDT referrals and campus ambassadors as the channels — and refuse growth tactics (blanket bonuses, yield hype) that created the market's dormancy and Ponzi scars.</w:t>
+        <w:t xml:space="preserve"> with activation-gated BTC/USDT referrals and campus ambassadors as the channels - and refuse growth tactics (blanket bonuses, yield hype) that created the market's dormancy and Ponzi scars.</w:t>
       </w:r>
     </w:p>
     <w:p>
@@ -10631,7 +10631,7 @@
           <w:sz w:val="22"/>
           <w:szCs w:val="22"/>
         </w:rPr>
-        <w:t xml:space="preserve">Week 1–2 — Governance:</w:t>
+        <w:t xml:space="preserve">Week 1-2 - Governance:</w:t>
       </w:r>
       <w:r>
         <w:rPr>
@@ -10660,7 +10660,7 @@
           <w:sz w:val="22"/>
           <w:szCs w:val="22"/>
         </w:rPr>
-        <w:t xml:space="preserve">Week 1–4 — Entity:</w:t>
+        <w:t xml:space="preserve">Week 1-4 - Entity:</w:t>
       </w:r>
       <w:r>
         <w:rPr>
@@ -10689,14 +10689,14 @@
           <w:sz w:val="22"/>
           <w:szCs w:val="22"/>
         </w:rPr>
-        <w:t xml:space="preserve">Week 2–6 — Track B soundings:</w:t>
-      </w:r>
-      <w:r>
-        <w:rPr>
-          <w:sz w:val="22"/>
-          <w:szCs w:val="22"/>
-        </w:rPr>
-        <w:t xml:space="preserve"> NDAs and exploratory talks with 2–3 AIP holders (KoinKoin, Bitbarter, GIGX class) on partnership/acquisition; define walk-away terms.</w:t>
+        <w:t xml:space="preserve">Week 2-6 - Track B soundings:</w:t>
+      </w:r>
+      <w:r>
+        <w:rPr>
+          <w:sz w:val="22"/>
+          <w:szCs w:val="22"/>
+        </w:rPr>
+        <w:t xml:space="preserve"> NDAs and exploratory talks with 2-3 AIP holders (KoinKoin, Bitbarter, GIGX class) on partnership/acquisition; define walk-away terms.</w:t>
       </w:r>
     </w:p>
     <w:p>
@@ -10718,7 +10718,7 @@
           <w:sz w:val="22"/>
           <w:szCs w:val="22"/>
         </w:rPr>
-        <w:t xml:space="preserve">Week 3–8 — ARIP dossier:</w:t>
+        <w:t xml:space="preserve">Week 3-8 - ARIP dossier:</w:t>
       </w:r>
       <w:r>
         <w:rPr>
@@ -10747,7 +10747,7 @@
           <w:sz w:val="22"/>
           <w:szCs w:val="22"/>
         </w:rPr>
-        <w:t xml:space="preserve">Week 3–8 — Banking:</w:t>
+        <w:t xml:space="preserve">Week 3-8 - Banking:</w:t>
       </w:r>
       <w:r>
         <w:rPr>
@@ -10776,7 +10776,7 @@
           <w:sz w:val="22"/>
           <w:szCs w:val="22"/>
         </w:rPr>
-        <w:t xml:space="preserve">Week 4–10 — Compliance infrastructure:</w:t>
+        <w:t xml:space="preserve">Week 4-10 - Compliance infrastructure:</w:t>
       </w:r>
       <w:r>
         <w:rPr>
@@ -10805,7 +10805,7 @@
           <w:sz w:val="22"/>
           <w:szCs w:val="22"/>
         </w:rPr>
-        <w:t xml:space="preserve">Week 4–12 — Product:</w:t>
+        <w:t xml:space="preserve">Week 4-12 - Product:</w:t>
       </w:r>
       <w:r>
         <w:rPr>
@@ -10834,7 +10834,7 @@
           <w:sz w:val="22"/>
           <w:szCs w:val="22"/>
         </w:rPr>
-        <w:t xml:space="preserve">Week 6–12 — Trust assets:</w:t>
+        <w:t xml:space="preserve">Week 6-12 - Trust assets:</w:t>
       </w:r>
       <w:r>
         <w:rPr>
@@ -10863,7 +10863,7 @@
           <w:sz w:val="22"/>
           <w:szCs w:val="22"/>
         </w:rPr>
-        <w:t xml:space="preserve">Week 8–12 — GTM foundations:</w:t>
+        <w:t xml:space="preserve">Week 8-12 - GTM foundations:</w:t>
       </w:r>
       <w:r>
         <w:rPr>
@@ -10892,7 +10892,7 @@
           <w:sz w:val="22"/>
           <w:szCs w:val="22"/>
         </w:rPr>
-        <w:t xml:space="preserve">Day 90 — Decision review:</w:t>
+        <w:t xml:space="preserve">Day 90 - Decision review:</w:t>
       </w:r>
       <w:r>
         <w:rPr>
@@ -10921,7 +10921,7 @@
           <w:sz w:val="22"/>
           <w:szCs w:val="22"/>
         </w:rPr>
-        <w:t xml:space="preserve">1. Chainalysis — 2025 Global Crypto Adoption Index. https://www.chainalysis.com/blog/2025-global-crypto-adoption-index/</w:t>
+        <w:t xml:space="preserve">1. Chainalysis - 2025 Global Crypto Adoption Index. https://www.chainalysis.com/blog/2025-global-crypto-adoption-index/</w:t>
       </w:r>
     </w:p>
     <w:p>
@@ -10934,7 +10934,7 @@
           <w:sz w:val="22"/>
           <w:szCs w:val="22"/>
         </w:rPr>
-        <w:t xml:space="preserve">2. Chainalysis — Sub-Saharan Africa: 2025 Geography of Cryptocurrency Report (Oct 2025). https://www.chainalysis.com/blog/subsaharan-africa-crypto-adoption-2025/</w:t>
+        <w:t xml:space="preserve">2. Chainalysis - Sub-Saharan Africa: 2025 Geography of Cryptocurrency Report (Oct 2025). https://www.chainalysis.com/blog/subsaharan-africa-crypto-adoption-2025/</w:t>
       </w:r>
     </w:p>
     <w:p>
@@ -10947,7 +10947,7 @@
           <w:sz w:val="22"/>
           <w:szCs w:val="22"/>
         </w:rPr>
-        <w:t xml:space="preserve">3. Technext (Sep 2025) — Crypto: Nigeria slips as India and U.S. lead. https://technext24.com/2025/09/04/crypto-nigeria-slips-india-and-u-s-lead/</w:t>
+        <w:t xml:space="preserve">3. Technext (Sep 2025) - Crypto: Nigeria slips as India and U.S. lead. https://technext24.com/2025/09/04/crypto-nigeria-slips-india-and-u-s-lead/</w:t>
       </w:r>
     </w:p>
     <w:p>
@@ -10960,7 +10960,7 @@
           <w:sz w:val="22"/>
           <w:szCs w:val="22"/>
         </w:rPr>
-        <w:t xml:space="preserve">4. Leadership.ng, citing IMF (2025) — Nigerians turning to stablecoins for remittances amid $59bn crypto inflows. https://leadership.ng/nigerians-turning-to-stablecoins-for-remittances-amid-59bn-crypto-inflows-imf/</w:t>
+        <w:t xml:space="preserve">4. Leadership.ng, citing IMF (2025) - Nigerians turning to stablecoins for remittances amid $59bn crypto inflows. https://leadership.ng/nigerians-turning-to-stablecoins-for-remittances-amid-59bn-crypto-inflows-imf/</w:t>
       </w:r>
     </w:p>
     <w:p>
@@ -10973,7 +10973,7 @@
           <w:sz w:val="22"/>
           <w:szCs w:val="22"/>
         </w:rPr>
-        <w:t xml:space="preserve">5. Mariblock (Oct 2025) — Sub-Saharan Africa now the third-fastest-growing crypto region. https://www.mariblock.com/sub-saharan-africa-now-the-third-fastest-growing-crypto-region-chainalysis/</w:t>
+        <w:t xml:space="preserve">5. Mariblock (Oct 2025) - Sub-Saharan Africa now the third-fastest-growing crypto region. https://www.mariblock.com/sub-saharan-africa-now-the-third-fastest-growing-crypto-region-chainalysis/</w:t>
       </w:r>
     </w:p>
     <w:p>
@@ -10986,7 +10986,7 @@
           <w:sz w:val="22"/>
           <w:szCs w:val="22"/>
         </w:rPr>
-        <w:t xml:space="preserve">6. Plasma (2025) — Nigeria stablecoins. https://www.plasma.org/learn/nigeria-stablecoins</w:t>
+        <w:t xml:space="preserve">6. Plasma (2025) - Nigeria stablecoins. https://www.plasma.org/learn/nigeria-stablecoins</w:t>
       </w:r>
     </w:p>
     <w:p>
@@ -10999,7 +10999,7 @@
           <w:sz w:val="22"/>
           <w:szCs w:val="22"/>
         </w:rPr>
-        <w:t xml:space="preserve">7. Mular (2025) — Nigeria crypto ownership 2025. https://mular.co/blog/nigeria-crypto-ownership-2025/</w:t>
+        <w:t xml:space="preserve">7. Mular (2025) - Nigeria crypto ownership 2025. https://mular.co/blog/nigeria-crypto-ownership-2025/</w:t>
       </w:r>
     </w:p>
     <w:p>
@@ -11012,7 +11012,7 @@
           <w:sz w:val="22"/>
           <w:szCs w:val="22"/>
         </w:rPr>
-        <w:t xml:space="preserve">8. Springer Nature (2025) — Nigerian crypto user survey. https://link.springer.com/article/10.1007/s44257-025-00045-2</w:t>
+        <w:t xml:space="preserve">8. Springer Nature (2025) - Nigerian crypto user survey. https://link.springer.com/article/10.1007/s44257-025-00045-2</w:t>
       </w:r>
     </w:p>
     <w:p>
@@ -11025,7 +11025,7 @@
           <w:sz w:val="22"/>
           <w:szCs w:val="22"/>
         </w:rPr>
-        <w:t xml:space="preserve">9. KPMG Nigeria (Mar 2025) — Crypto Risk and Opportunities: A New Banking Paradigm. https://assets.kpmg.com/content/dam/kpmg/ng/pdf/2025/03/Crypto%20Risk%20and%20Opportunities_A_New%20Banking%20Paradigm%20March%2010%20update.pdf</w:t>
+        <w:t xml:space="preserve">9. KPMG Nigeria (Mar 2025) - Crypto Risk and Opportunities: A New Banking Paradigm. https://assets.kpmg.com/content/dam/kpmg/ng/pdf/2025/03/Crypto%20Risk%20and%20Opportunities_A_New%20Banking%20Paradigm%20March%2010%20update.pdf</w:t>
       </w:r>
     </w:p>
     <w:p>
@@ -11038,7 +11038,7 @@
           <w:sz w:val="22"/>
           <w:szCs w:val="22"/>
         </w:rPr>
-        <w:t xml:space="preserve">10. DataReportal (Feb 2025) — Digital 2025: Nigeria. https://datareportal.com/reports/digital-2025-nigeria</w:t>
+        <w:t xml:space="preserve">10. DataReportal (Feb 2025) - Digital 2025: Nigeria. https://datareportal.com/reports/digital-2025-nigeria</w:t>
       </w:r>
     </w:p>
     <w:p>
@@ -11051,7 +11051,7 @@
           <w:sz w:val="22"/>
           <w:szCs w:val="22"/>
         </w:rPr>
-        <w:t xml:space="preserve">11. Nairametrics (Dec 2024) — Exchange rate ends 2024 at ₦1,535/$1, marking a 40.9% depreciation. https://nairametrics.com/2024/12/31/exchange-rate-ends-2024-at-n1535-1-marking-a-40-9-depreciation/</w:t>
+        <w:t xml:space="preserve">11. Nairametrics (Dec 2024) - Exchange rate ends 2024 at ₦1,535/$1, marking a 40.9% depreciation. https://nairametrics.com/2024/12/31/exchange-rate-ends-2024-at-n1535-1-marking-a-40-9-depreciation/</w:t>
       </w:r>
     </w:p>
     <w:p>
@@ -11064,7 +11064,7 @@
           <w:sz w:val="22"/>
           <w:szCs w:val="22"/>
         </w:rPr>
-        <w:t xml:space="preserve">12. Businessday (Mar 2024) — Binance bails out of naira operations after clampdown. https://businessday.ng/news/article/binance-bails-out-of-naira-operations-after-clampdown/</w:t>
+        <w:t xml:space="preserve">12. Businessday (Mar 2024) - Binance bails out of naira operations after clampdown. https://businessday.ng/news/article/binance-bails-out-of-naira-operations-after-clampdown/</w:t>
       </w:r>
     </w:p>
     <w:p>
@@ -11077,7 +11077,7 @@
           <w:sz w:val="22"/>
           <w:szCs w:val="22"/>
         </w:rPr>
-        <w:t xml:space="preserve">13. Cointelegraph (May 2024) — Nigeria to delist naira from P2P platforms. https://cointelegraph.com/news/nigeria-ban-crypto-p2p-exchange</w:t>
+        <w:t xml:space="preserve">13. Cointelegraph (May 2024) - Nigeria to delist naira from P2P platforms. https://cointelegraph.com/news/nigeria-ban-crypto-p2p-exchange</w:t>
       </w:r>
     </w:p>
     <w:p>
@@ -11090,7 +11090,7 @@
           <w:sz w:val="22"/>
           <w:szCs w:val="22"/>
         </w:rPr>
-        <w:t xml:space="preserve">14. TechCabal (May 2025) — The Investments and Securities Act 2025, explained. https://techcabal.com/2025/05/09/investments-and-securities-act-nigeria-2025/</w:t>
+        <w:t xml:space="preserve">14. TechCabal (May 2025) - The Investments and Securities Act 2025, explained. https://techcabal.com/2025/05/09/investments-and-securities-act-nigeria-2025/</w:t>
       </w:r>
     </w:p>
     <w:p>
@@ -11103,7 +11103,7 @@
           <w:sz w:val="22"/>
           <w:szCs w:val="22"/>
         </w:rPr>
-        <w:t xml:space="preserve">15. Punch (Apr 2025) — Ponzi scams: CBEX crash highlights need for public awareness, investment regulation. https://punchng.com/ponzi-scams-cbex-crash-highlights-need-for-public-awareness-investment-regulation/</w:t>
+        <w:t xml:space="preserve">15. Punch (Apr 2025) - Ponzi scams: CBEX crash highlights need for public awareness, investment regulation. https://punchng.com/ponzi-scams-cbex-crash-highlights-need-for-public-awareness-investment-regulation/</w:t>
       </w:r>
     </w:p>
     <w:p>
@@ -11116,7 +11116,7 @@
           <w:sz w:val="22"/>
           <w:szCs w:val="22"/>
         </w:rPr>
-        <w:t xml:space="preserve">16. SEC Nigeria (2022) — New Rules on Issuance, Offering Platforms and Custody of Digital Assets. https://sec.gov.ng/documents/8/Rules-on-Issuance-Offering-and-Custody-of-Digital-Assets.pdf</w:t>
+        <w:t xml:space="preserve">16. SEC Nigeria (2022) - New Rules on Issuance, Offering Platforms and Custody of Digital Assets. https://sec.gov.ng/documents/8/Rules-on-Issuance-Offering-and-Custody-of-Digital-Assets.pdf</w:t>
       </w:r>
     </w:p>
     <w:p>
@@ -11129,7 +11129,7 @@
           <w:sz w:val="22"/>
           <w:szCs w:val="22"/>
         </w:rPr>
-        <w:t xml:space="preserve">17. TechCabal (Jan 2026) — SEC sets ₦2 billion minimum capital for exchanges. https://techcabal.com/2026/01/16/sec-2-billion-minimum-capital-for-exchanges/</w:t>
+        <w:t xml:space="preserve">17. TechCabal (Jan 2026) - SEC sets ₦2 billion minimum capital for exchanges. https://techcabal.com/2026/01/16/sec-2-billion-minimum-capital-for-exchanges/</w:t>
       </w:r>
     </w:p>
     <w:p>
@@ -11142,7 +11142,7 @@
           <w:sz w:val="22"/>
           <w:szCs w:val="22"/>
         </w:rPr>
-        <w:t xml:space="preserve">18. SEC Nigeria (2024) — ARIP checklist for VASP onboarding. https://sec.gov.ng/about/resources/checklists/accelerated-regulatory-incubation-program-arip-checklist-for-vasp-onboarding/</w:t>
+        <w:t xml:space="preserve">18. SEC Nigeria (2024) - ARIP checklist for VASP onboarding. https://sec.gov.ng/about/resources/checklists/accelerated-regulatory-incubation-program-arip-checklist-for-vasp-onboarding/</w:t>
       </w:r>
     </w:p>
     <w:p>
@@ -11155,7 +11155,7 @@
           <w:sz w:val="22"/>
           <w:szCs w:val="22"/>
         </w:rPr>
-        <w:t xml:space="preserve">19. TechCabal (Aug 2024) — SEC grants first crypto licences (Busha, Quidax). https://techcabal.com/2024/08/29/sec-crypto-licences/</w:t>
+        <w:t xml:space="preserve">19. TechCabal (Aug 2024) - SEC grants first crypto licences (Busha, Quidax). https://techcabal.com/2024/08/29/sec-crypto-licences/</w:t>
       </w:r>
     </w:p>
     <w:p>
@@ -11168,7 +11168,7 @@
           <w:sz w:val="22"/>
           <w:szCs w:val="22"/>
         </w:rPr>
-        <w:t xml:space="preserve">20. Nairametrics (Jul 2026) — SEC grants Approval-in-Principle to 7 crypto firms under regulatory sandbox. http://nairametrics.com/2026/07/03/breaking-sec-grants-approval-in-principle-to-7-crypto-firms-under-regulatory-sandbox/</w:t>
+        <w:t xml:space="preserve">20. Nairametrics (Jul 2026) - SEC grants Approval-in-Principle to 7 crypto firms under regulatory sandbox. http://nairametrics.com/2026/07/03/breaking-sec-grants-approval-in-principle-to-7-crypto-firms-under-regulatory-sandbox/</w:t>
       </w:r>
     </w:p>
     <w:p>
@@ -11181,7 +11181,7 @@
           <w:sz w:val="22"/>
           <w:szCs w:val="22"/>
         </w:rPr>
-        <w:t xml:space="preserve">21. Central Bank of Nigeria (Dec 2023) — Guidelines on Operations of Bank Accounts for Virtual Asset Service Providers. https://www.cbn.gov.ng/out/2024/fprd/guidelines%20on%20operations%20of%20bank%20accounts%20for%20virtual%20asset%20providers.pdf</w:t>
+        <w:t xml:space="preserve">21. Central Bank of Nigeria (Dec 2023) - Guidelines on Operations of Bank Accounts for Virtual Asset Service Providers. https://www.cbn.gov.ng/out/2024/fprd/guidelines%20on%20operations%20of%20bank%20accounts%20for%20virtual%20asset%20providers.pdf</w:t>
       </w:r>
     </w:p>
     <w:p>
@@ -11194,7 +11194,7 @@
           <w:sz w:val="22"/>
           <w:szCs w:val="22"/>
         </w:rPr>
-        <w:t xml:space="preserve">22. Technext (Apr 2026) — CBN pilot supervisory programme covers Flutterwave, Paystack and other VASP-related PSPs. https://technext24.com/2026/04/01/flutterwave-paystack-6-cbn-vasps/</w:t>
+        <w:t xml:space="preserve">22. Technext (Apr 2026) - CBN pilot supervisory programme covers Flutterwave, Paystack and other VASP-related PSPs. https://technext24.com/2026/04/01/flutterwave-paystack-6-cbn-vasps/</w:t>
       </w:r>
     </w:p>
     <w:p>
@@ -11207,7 +11207,7 @@
           <w:sz w:val="22"/>
           <w:szCs w:val="22"/>
         </w:rPr>
-        <w:t xml:space="preserve">23. Forbes (Feb 2026) — What Nigeria's 2026 tax laws mean for bitcoin holders and VASPs. https://www.forbes.com/sites/digital-assets/2026/02/23/what-nigerias-2026-tax-laws-mean-for-bitcoin-holders-and-vasps/</w:t>
+        <w:t xml:space="preserve">23. Forbes (Feb 2026) - What Nigeria's 2026 tax laws mean for bitcoin holders and VASPs. https://www.forbes.com/sites/digital-assets/2026/02/23/what-nigerias-2026-tax-laws-mean-for-bitcoin-holders-and-vasps/</w:t>
       </w:r>
     </w:p>
     <w:p>
@@ -11220,7 +11220,7 @@
           <w:sz w:val="22"/>
           <w:szCs w:val="22"/>
         </w:rPr>
-        <w:t xml:space="preserve">24. Technext (Oct 2025) — How Nigeria plans to tax crypto in 2026. https://technext24.com/2025/10/05/how-nigeria-plans-to-tax-crypto-2026/</w:t>
+        <w:t xml:space="preserve">24. Technext (Oct 2025) - How Nigeria plans to tax crypto in 2026. https://technext24.com/2025/10/05/how-nigeria-plans-to-tax-crypto-2026/</w:t>
       </w:r>
     </w:p>
     <w:p>
@@ -11233,7 +11233,7 @@
           <w:sz w:val="22"/>
           <w:szCs w:val="22"/>
         </w:rPr>
-        <w:t xml:space="preserve">25. CoinDesk (Feb 2025) — Nigeria sues Binance for $81.5 billion in economic losses and back taxes. https://www.coindesk.com/policy/2025/02/20/nigeria-sues-binance-for-usd81-5-billion-in-economic-losses-and-back-taxes</w:t>
+        <w:t xml:space="preserve">25. CoinDesk (Feb 2025) - Nigeria sues Binance for $81.5 billion in economic losses and back taxes. https://www.coindesk.com/policy/2025/02/20/nigeria-sues-binance-for-usd81-5-billion-in-economic-losses-and-back-taxes</w:t>
       </w:r>
     </w:p>
     <w:p>
@@ -11246,7 +11246,7 @@
           <w:sz w:val="22"/>
           <w:szCs w:val="22"/>
         </w:rPr>
-        <w:t xml:space="preserve">26. Future of Privacy Forum (2023) — Nigeria's new Data Protection Act, explained. https://fpf.org/blog/nigerias-new-data-protection-act-explained/</w:t>
+        <w:t xml:space="preserve">26. Future of Privacy Forum (2023) - Nigeria's new Data Protection Act, explained. https://fpf.org/blog/nigerias-new-data-protection-act-explained/</w:t>
       </w:r>
     </w:p>
     <w:p>
@@ -11259,7 +11259,7 @@
           <w:sz w:val="22"/>
           <w:szCs w:val="22"/>
         </w:rPr>
-        <w:t xml:space="preserve">27. ANQA Compliance (2025) — Nigeria AML / GIABA overview. https://www.anqacompliance.com/nigeria-aml-giaba/</w:t>
+        <w:t xml:space="preserve">27. ANQA Compliance (2025) - Nigeria AML / GIABA overview. https://www.anqacompliance.com/nigeria-aml-giaba/</w:t>
       </w:r>
     </w:p>
     <w:p>
@@ -11272,7 +11272,7 @@
           <w:sz w:val="22"/>
           <w:szCs w:val="22"/>
         </w:rPr>
-        <w:t xml:space="preserve">28. Youverify (2026) — CBN KYC/AML requirements. https://youverify.co/en/blogs/cbn-kyc-aml-requirements-2026</w:t>
+        <w:t xml:space="preserve">28. Youverify (2026) - CBN KYC/AML requirements. https://youverify.co/en/blogs/cbn-kyc-aml-requirements-2026</w:t>
       </w:r>
     </w:p>
     <w:p>
@@ -11285,7 +11285,7 @@
           <w:sz w:val="22"/>
           <w:szCs w:val="22"/>
         </w:rPr>
-        <w:t xml:space="preserve">29. WeeTracker (Sep 2025) — Inside Nigeria's $2B gift card economy. https://weetracker.com/2025/09/09/inside-nigerias-usd-2-b-gift-card-economy-from-liquidity-fix-to-fintech-feature/</w:t>
+        <w:t xml:space="preserve">29. WeeTracker (Sep 2025) - Inside Nigeria's $2B gift card economy. https://weetracker.com/2025/09/09/inside-nigerias-usd-2-b-gift-card-economy-from-liquidity-fix-to-fintech-feature/</w:t>
       </w:r>
     </w:p>
     <w:p>
@@ -11298,7 +11298,7 @@
           <w:sz w:val="22"/>
           <w:szCs w:val="22"/>
         </w:rPr>
-        <w:t xml:space="preserve">30. Goldsmiths LLP (2024) — How to obtain a Payment Solution Service Provider licence in Nigeria. https://www.goldsmithsllp.com/how-to-obtain-a-payment-solution-service-providers-licence-in-nigeria/</w:t>
+        <w:t xml:space="preserve">30. Goldsmiths LLP (2024) - How to obtain a Payment Solution Service Provider licence in Nigeria. https://www.goldsmithsllp.com/how-to-obtain-a-payment-solution-service-providers-licence-in-nigeria/</w:t>
       </w:r>
     </w:p>
     <w:p>
@@ -11311,7 +11311,7 @@
           <w:sz w:val="22"/>
           <w:szCs w:val="22"/>
         </w:rPr>
-        <w:t xml:space="preserve">31. BitKE (Jun 2025) — How Busha grew despite regulatory challenges. https://bitcoinke.io/2025/06/how-busha-grew-despite-regulatory-challenges/</w:t>
+        <w:t xml:space="preserve">31. BitKE (Jun 2025) - How Busha grew despite regulatory challenges. https://bitcoinke.io/2025/06/how-busha-grew-despite-regulatory-challenges/</w:t>
       </w:r>
     </w:p>
     <w:p>
@@ -11324,7 +11324,7 @@
           <w:sz w:val="22"/>
           <w:szCs w:val="22"/>
         </w:rPr>
-        <w:t xml:space="preserve">32. nairaCompare (2025) — Quidax fees and licensing comparison. https://nairacompare.ng/blogs/quidax-now-available-on-nairacompare-compare-nigerias-first-sec-licensed-crypto-exchange</w:t>
+        <w:t xml:space="preserve">32. nairaCompare (2025) - Quidax fees and licensing comparison. https://nairacompare.ng/blogs/quidax-now-available-on-nairacompare-compare-nigerias-first-sec-licensed-crypto-exchange</w:t>
       </w:r>
     </w:p>
     <w:p>
@@ -11337,7 +11337,7 @@
           <w:sz w:val="22"/>
           <w:szCs w:val="22"/>
         </w:rPr>
-        <w:t xml:space="preserve">33. Roqqu via Medium (May 2025) — Why Roqqu is the fastest growing crypto exchange in Nigeria (self-reported figures). https://medium.com/@roqqupay/why-roqqu-is-the-fastest-growing-crypto-exchange-in-nigeria-dbecdf047ac5</w:t>
+        <w:t xml:space="preserve">33. Roqqu via Medium (May 2025) - Why Roqqu is the fastest growing crypto exchange in Nigeria (self-reported figures). https://medium.com/@roqqupay/why-roqqu-is-the-fastest-growing-crypto-exchange-in-nigeria-dbecdf047ac5</w:t>
       </w:r>
     </w:p>
     <w:p>
@@ -11350,7 +11350,7 @@
           <w:sz w:val="22"/>
           <w:szCs w:val="22"/>
         </w:rPr>
-        <w:t xml:space="preserve">34. TechCrunch (Oct 2024) — Yellow Card raises $33M Series C to scale its B2B pivot. https://techcrunch.com/2024/10/16/african-crypto-startup-yellow-card-raises-33m-led-by-blockchain-capital-to-scale-its-b2b-pivot/</w:t>
+        <w:t xml:space="preserve">34. TechCrunch (Oct 2024) - Yellow Card raises $33M Series C to scale its B2B pivot. https://techcrunch.com/2024/10/16/african-crypto-startup-yellow-card-raises-33m-led-by-blockchain-capital-to-scale-its-b2b-pivot/</w:t>
       </w:r>
     </w:p>
     <w:p>
@@ -11363,7 +11363,7 @@
           <w:sz w:val="22"/>
           <w:szCs w:val="22"/>
         </w:rPr>
-        <w:t xml:space="preserve">35. The Condia (2025) — Yellow Card shuts down retail consumer app. https://thecondia.com/yellow-card-shutdown-retail-consumer-app-stablecoin/</w:t>
+        <w:t xml:space="preserve">35. The Condia (2025) - Yellow Card shuts down retail consumer app. https://thecondia.com/yellow-card-shutdown-retail-consumer-app-stablecoin/</w:t>
       </w:r>
     </w:p>
     <w:p>
@@ -11376,7 +11376,7 @@
           <w:sz w:val="22"/>
           <w:szCs w:val="22"/>
         </w:rPr>
-        <w:t xml:space="preserve">36. Luno Help Centre (2026) — Luno fees and limits in Nigeria. https://guide.luno.com/hc/en-gb/articles/14962563616157-Luno-fees-and-limits-in-Nigeria</w:t>
+        <w:t xml:space="preserve">36. Luno Help Centre (2026) - Luno fees and limits in Nigeria. https://guide.luno.com/hc/en-gb/articles/14962563616157-Luno-fees-and-limits-in-Nigeria</w:t>
       </w:r>
     </w:p>
     <w:p>
@@ -11389,7 +11389,7 @@
           <w:sz w:val="22"/>
           <w:szCs w:val="22"/>
         </w:rPr>
-        <w:t xml:space="preserve">37. Finextra (Feb 2024) — Luno introduces monthly proof-of-reserves. https://www.finextra.com/pressarticle/99680/luno-introduces-monthly-proof-of-reserve-to-demonstrate-safe-custody-of-customers-assets</w:t>
+        <w:t xml:space="preserve">37. Finextra (Feb 2024) - Luno introduces monthly proof-of-reserves. https://www.finextra.com/pressarticle/99680/luno-introduces-monthly-proof-of-reserve-to-demonstrate-safe-custody-of-customers-assets</w:t>
       </w:r>
     </w:p>
     <w:p>
@@ -11402,7 +11402,7 @@
           <w:sz w:val="22"/>
           <w:szCs w:val="22"/>
         </w:rPr>
-        <w:t xml:space="preserve">38. TechCabal (Nov 2025) — Obiex says it is profitable, eyes expansion. https://techcabal.com/2025/11/12/obiex-says-it-is-profitable-eyes-expansion/</w:t>
+        <w:t xml:space="preserve">38. TechCabal (Nov 2025) - Obiex says it is profitable, eyes expansion. https://techcabal.com/2025/11/12/obiex-says-it-is-profitable-eyes-expansion/</w:t>
       </w:r>
     </w:p>
     <w:p>
@@ -11415,7 +11415,7 @@
           <w:sz w:val="22"/>
           <w:szCs w:val="22"/>
         </w:rPr>
-        <w:t xml:space="preserve">39. Techpoint Africa (2025) — Binance, Bybit and P2P dominate ~90% of Nigeria's centralized crypto activity. https://techpoint.africa/news/binance-dominate-nigeria-crypto/</w:t>
+        <w:t xml:space="preserve">39. Techpoint Africa (2025) - Binance, Bybit and P2P dominate ~90% of Nigeria's centralized crypto activity. https://techpoint.africa/news/binance-dominate-nigeria-crypto/</w:t>
       </w:r>
     </w:p>
     <w:p>
@@ -11428,7 +11428,7 @@
           <w:sz w:val="22"/>
           <w:szCs w:val="22"/>
         </w:rPr>
-        <w:t xml:space="preserve">40. Wikipedia (2026) — Cardtonic. https://en.wikipedia.org/wiki/Cardtonic</w:t>
+        <w:t xml:space="preserve">40. Wikipedia (2026) - Cardtonic. https://en.wikipedia.org/wiki/Cardtonic</w:t>
       </w:r>
     </w:p>
     <w:p>
@@ -11441,7 +11441,7 @@
           <w:sz w:val="22"/>
           <w:szCs w:val="22"/>
         </w:rPr>
-        <w:t xml:space="preserve">41. Silicon Africa (2026) — Apps to trade gift cards in Nigeria (Prestmit figures). https://siliconafrica.org/apps-to-trade-gift-cards-nigeria/</w:t>
+        <w:t xml:space="preserve">41. Silicon Africa (2026) - Apps to trade gift cards in Nigeria (Prestmit figures). https://siliconafrica.org/apps-to-trade-gift-cards-nigeria/</w:t>
       </w:r>
     </w:p>
     <w:p>
@@ -11454,7 +11454,7 @@
           <w:sz w:val="22"/>
           <w:szCs w:val="22"/>
         </w:rPr>
-        <w:t xml:space="preserve">42. Cardtonic (2026) — Highest-rated gift card rates in Nigeria. https://cardtonic.com/read/highest-rated-gift-card-nigeria</w:t>
+        <w:t xml:space="preserve">42. Cardtonic (2026) - Highest-rated gift card rates in Nigeria. https://cardtonic.com/read/highest-rated-gift-card-nigeria</w:t>
       </w:r>
     </w:p>
     <w:p>
@@ -11467,7 +11467,7 @@
           <w:sz w:val="22"/>
           <w:szCs w:val="22"/>
         </w:rPr>
-        <w:t xml:space="preserve">43. Innovation Village (2026) — Nigeria's fintech six: Moniepoint, OPay, PalmPay, Kuda, Carbon, FairMoney, 2021–2026. https://innovation-village.com/nigerias-fintech-six-how-moniepoint-opay-palmpay-kuda-carbon-and-fairmoney-have-fared-in-the-last-five-years-2021-2026/</w:t>
+        <w:t xml:space="preserve">43. Innovation Village (2026) - Nigeria's fintech six: Moniepoint, OPay, PalmPay, Kuda, Carbon, FairMoney, 2021-2026. https://innovation-village.com/nigerias-fintech-six-how-moniepoint-opay-palmpay-kuda-carbon-and-fairmoney-have-fared-in-the-last-five-years-2021-2026/</w:t>
       </w:r>
     </w:p>
     <w:p>
@@ -11480,7 +11480,7 @@
           <w:sz w:val="22"/>
           <w:szCs w:val="22"/>
         </w:rPr>
-        <w:t xml:space="preserve">44. TechCabal (Aug 2025) — OPay and PalmPay lead ₦20trn mobile money boom. https://techcabal.com/2025/08/25/opay-palmpay-lead-20trn-mobile-money-boom/</w:t>
+        <w:t xml:space="preserve">44. TechCabal (Aug 2025) - OPay and PalmPay lead ₦20trn mobile money boom. https://techcabal.com/2025/08/25/opay-palmpay-lead-20trn-mobile-money-boom/</w:t>
       </w:r>
     </w:p>
     <w:p>
@@ -11493,7 +11493,7 @@
           <w:sz w:val="22"/>
           <w:szCs w:val="22"/>
         </w:rPr>
-        <w:t xml:space="preserve">45. AInvest (Aug 2025) — Nigerian fintechs grapple with high inactivity after aggressive user growth. https://www.ainvest.com/news/nigeria-fintechs-grapple-high-inactivity-aggressive-user-growth-2508/</w:t>
+        <w:t xml:space="preserve">45. AInvest (Aug 2025) - Nigerian fintechs grapple with high inactivity after aggressive user growth. https://www.ainvest.com/news/nigeria-fintechs-grapple-high-inactivity-aggressive-user-growth-2508/</w:t>
       </w:r>
     </w:p>
     <w:p>
@@ -11506,7 +11506,7 @@
           <w:sz w:val="22"/>
           <w:szCs w:val="22"/>
         </w:rPr>
-        <w:t xml:space="preserve">46. TechCabal (Apr 2025) — CBEX Ponzi collapse in Nigeria. https://techcabal.com/2025/04/15/cbex-ponzi-collapse-nigeria/</w:t>
+        <w:t xml:space="preserve">46. TechCabal (Apr 2025) - CBEX Ponzi collapse in Nigeria. https://techcabal.com/2025/04/15/cbex-ponzi-collapse-nigeria/</w:t>
       </w:r>
     </w:p>
     <w:p>
@@ -11519,7 +11519,7 @@
           <w:sz w:val="22"/>
           <w:szCs w:val="22"/>
         </w:rPr>
-        <w:t xml:space="preserve">47. Techpoint Africa (2023) — How Patricia plans to pay customers back. https://techpoint.africa/insight/how-patricia-plans-to-pay-customers-back/</w:t>
+        <w:t xml:space="preserve">47. Techpoint Africa (2023) - How Patricia plans to pay customers back. https://techpoint.africa/insight/how-patricia-plans-to-pay-customers-back/</w:t>
       </w:r>
     </w:p>
     <w:p>
@@ -11532,7 +11532,7 @@
           <w:sz w:val="22"/>
           <w:szCs w:val="22"/>
         </w:rPr>
-        <w:t xml:space="preserve">48. TechCrunch (Nov 2022) — FTX processed billions monthly in Africa before going bust. https://techcrunch.com/2022/11/21/ftx-processed-billions-monthly-in-africa-before-going-bust/</w:t>
+        <w:t xml:space="preserve">48. TechCrunch (Nov 2022) - FTX processed billions monthly in Africa before going bust. https://techcrunch.com/2022/11/21/ftx-processed-billions-monthly-in-africa-before-going-bust/</w:t>
       </w:r>
     </w:p>
     <w:p>
@@ -11545,7 +11545,7 @@
           <w:sz w:val="22"/>
           <w:szCs w:val="22"/>
         </w:rPr>
-        <w:t xml:space="preserve">49. NIBSS (2026) — Digital payment fraud drops 51% to ₦25.85B in 2025. https://nibss-plc.com.ng/nibss-digital-payment-fraud-drops-51-to-%E2%82%A625-85b-in-2025/</w:t>
+        <w:t xml:space="preserve">49. NIBSS (2026) - Digital payment fraud drops 51% to ₦25.85B in 2025. https://nibss-plc.com.ng/nibss-digital-payment-fraud-drops-51-to-%E2%82%A625-85b-in-2025/</w:t>
       </w:r>
     </w:p>
     <w:p>
@@ -11558,7 +11558,7 @@
           <w:sz w:val="22"/>
           <w:szCs w:val="22"/>
         </w:rPr>
-        <w:t xml:space="preserve">50. Ledger Insights (Feb 2025) — Nigeria's regulated stablecoin cNGN launches. https://www.ledgerinsights.com/nigerias-regulated-stablecoin-cngn-launches/</w:t>
+        <w:t xml:space="preserve">50. Ledger Insights (Feb 2025) - Nigeria's regulated stablecoin cNGN launches. https://www.ledgerinsights.com/nigerias-regulated-stablecoin-cngn-launches/</w:t>
       </w:r>
     </w:p>
     <w:p>
@@ -11571,7 +11571,7 @@
           <w:sz w:val="22"/>
           <w:szCs w:val="22"/>
         </w:rPr>
-        <w:t xml:space="preserve">51. MobileVTU — Become a VTU agent (wholesale margin schedule). https://mobilevtu.com/become-vtu-agent.php</w:t>
+        <w:t xml:space="preserve">51. MobileVTU - Become a VTU agent (wholesale margin schedule). https://mobilevtu.com/become-vtu-agent.php</w:t>
       </w:r>
     </w:p>
     <w:p>
@@ -11584,7 +11584,7 @@
           <w:sz w:val="22"/>
           <w:szCs w:val="22"/>
         </w:rPr>
-        <w:t xml:space="preserve">52. Trustpilot (2024–2026) — Roqqu customer reviews. https://www.trustpilot.com/review/app.roqqu.com</w:t>
+        <w:t xml:space="preserve">52. Trustpilot (2024-2026) - Roqqu customer reviews. https://www.trustpilot.com/review/app.roqqu.com</w:t>
       </w:r>
     </w:p>
     <w:p>
@@ -11597,7 +11597,7 @@
           <w:sz w:val="22"/>
           <w:szCs w:val="22"/>
         </w:rPr>
-        <w:t xml:space="preserve">53. Unleash NG (2026) — OPay referral code bonus structure. https://unleash.com.ng/opay-referral-code-bonus/</w:t>
+        <w:t xml:space="preserve">53. Unleash NG (2026) - OPay referral code bonus structure. https://unleash.com.ng/opay-referral-code-bonus/</w:t>
       </w:r>
     </w:p>
     <w:p>
@@ -11610,7 +11610,7 @@
           <w:sz w:val="22"/>
           <w:szCs w:val="22"/>
         </w:rPr>
-        <w:t xml:space="preserve">54. Mondaq / Goldsmiths LLP (2025) — How VASPs can obtain licences in Nigeria. https://www.mondaq.com/nigeria/fin-tech/1695342/how-virtual-assets-service-providers-vasps-can-obtain-licenses-in-nigeria</w:t>
+        <w:t xml:space="preserve">54. Mondaq / Goldsmiths LLP (2025) - How VASPs can obtain licences in Nigeria. https://www.mondaq.com/nigeria/fin-tech/1695342/how-virtual-assets-service-providers-vasps-can-obtain-licenses-in-nigeria</w:t>
       </w:r>
     </w:p>
     <w:p>
@@ -11623,7 +11623,7 @@
           <w:sz w:val="22"/>
           <w:szCs w:val="22"/>
         </w:rPr>
-        <w:t xml:space="preserve">55. AndroidPols (Feb 2026) — OPay vs PalmPay: cashback and coupons compared. https://www.androidpols.com.ng/2026/02/opay-vs-palmpay-which-app-is-better-in.html</w:t>
+        <w:t xml:space="preserve">55. AndroidPols (Feb 2026) - OPay vs PalmPay: cashback and coupons compared. https://www.androidpols.com.ng/2026/02/opay-vs-palmpay-which-app-is-better-in.html</w:t>
       </w:r>
     </w:p>
     <w:p>
@@ -11636,7 +11636,7 @@
           <w:sz w:val="22"/>
           <w:szCs w:val="22"/>
         </w:rPr>
-        <w:t xml:space="preserve">56. Busha via Medium — Busha referral program. https://medium.com/busha/busha-referral-program-4c4698d9e5e5</w:t>
+        <w:t xml:space="preserve">56. Busha via Medium - Busha referral program. https://medium.com/busha/busha-referral-program-4c4698d9e5e5</w:t>
       </w:r>
     </w:p>
     <w:sectPr>
@@ -11703,7 +11703,7 @@
         <w:sz w:val="18"/>
         <w:szCs w:val="18"/>
       </w:rPr>
-      <w:t xml:space="preserve">Lentopay Exchange — Confidential  ·  Page </w:t>
+      <w:t xml:space="preserve">Lentopay Exchange - Confidential  ·  Page </w:t>
     </w:r>
     <w:r>
       <w:rPr>

--- a/downloads/Lentopay-Market-Strategy-Report.docx
+++ b/downloads/Lentopay-Market-Strategy-Report.docx
@@ -99,7 +99,7 @@
           <w:sz w:val="24"/>
           <w:szCs w:val="24"/>
         </w:rPr>
-        <w:t xml:space="preserve">Prepared for Oshodi-Tapa Agboola - Confidential</w:t>
+        <w:t xml:space="preserve">Prepared for Oshodi-Tapa Agboola · Prepared by Dexter Cyberlab · 2026 · www.dextercyberlab.com · Confidential</w:t>
       </w:r>
     </w:p>
     <w:tbl>
